--- a/Taylor/React Next Node/Taylor Pentz.docx
+++ b/Taylor/React Next Node/Taylor Pentz.docx
@@ -10,8 +10,9 @@
         <w:jc w:val="center"/>
         <w:rPr>
           <w:rFonts w:ascii="Times New Roman" w:eastAsia="Times New Roman" w:hAnsi="Times New Roman" w:cs="Times New Roman"/>
-          <w:sz w:val="24"/>
-          <w:szCs w:val="24"/>
+          <w:sz w:val="28"/>
+          <w:szCs w:val="24"/>
+          <w:u w:val="single"/>
         </w:rPr>
       </w:pPr>
       <w:r>
@@ -84,28 +85,30 @@
           <w:sz w:val="24"/>
           <w:szCs w:val="24"/>
         </w:rPr>
-        <w:t xml:space="preserve"> | 1601 Larkin, High Point, NC | +1 8042860439</w:t>
-      </w:r>
-    </w:p>
-    <w:p>
-      <w:pPr>
-        <w:shd w:val="clear" w:color="auto" w:fill="DBE5F1" w:themeFill="accent1" w:themeFillTint="33"/>
-        <w:spacing w:after="0" w:line="240" w:lineRule="auto"/>
-        <w:contextualSpacing/>
-        <w:jc w:val="center"/>
-        <w:rPr>
-          <w:rFonts w:ascii="Times New Roman" w:eastAsia="Times New Roman" w:hAnsi="Times New Roman" w:cs="Times New Roman"/>
-          <w:sz w:val="28"/>
-          <w:szCs w:val="24"/>
-          <w:u w:val="single"/>
-        </w:rPr>
-      </w:pPr>
+        <w:t xml:space="preserve"> | 1601 Larkin, High Point, NC | </w:t>
+      </w:r>
+      <w:r>
+        <w:rPr>
+          <w:rFonts w:ascii="Times New Roman" w:eastAsia="Times New Roman" w:hAnsi="Times New Roman" w:cs="Times New Roman"/>
+          <w:sz w:val="24"/>
+          <w:szCs w:val="24"/>
+        </w:rPr>
+        <w:t>+1 (980) 981-4522</w:t>
+      </w:r>
+      <w:r>
+        <w:rPr>
+          <w:rFonts w:ascii="Times New Roman" w:eastAsia="Times New Roman" w:hAnsi="Times New Roman" w:cs="Times New Roman"/>
+          <w:sz w:val="24"/>
+          <w:szCs w:val="24"/>
+        </w:rPr>
+        <w:t xml:space="preserve"> </w:t>
+      </w:r>
       <w:r>
         <w:rPr>
           <w:rFonts w:ascii="Times New Roman" w:hAnsi="Times New Roman" w:cs="Times New Roman"/>
           <w:sz w:val="24"/>
         </w:rPr>
-        <w:t>https://www.linkedin.com/in/taylor-pentz-698a98381/</w:t>
+        <w:t>https://www.linkedin.com/in/taylor-pentz-10a92a3aa</w:t>
       </w:r>
       <w:bookmarkStart w:id="0" w:name="_GoBack"/>
       <w:bookmarkEnd w:id="0"/>
@@ -6313,7 +6316,7 @@
 </file>
 
 <file path=customXml/itemProps1.xml><?xml version="1.0" encoding="utf-8"?>
-<ds:datastoreItem xmlns:ds="http://schemas.openxmlformats.org/officeDocument/2006/customXml" ds:itemID="{5A4DBF0F-D19D-42FB-A3EF-6D19E6BEE545}">
+<ds:datastoreItem xmlns:ds="http://schemas.openxmlformats.org/officeDocument/2006/customXml" ds:itemID="{5A694F46-205E-4E2F-BF63-6E46604645AA}">
   <ds:schemaRefs>
     <ds:schemaRef ds:uri="http://schemas.openxmlformats.org/officeDocument/2006/bibliography"/>
   </ds:schemaRefs>

--- a/Taylor/React Next Node/Taylor Pentz.docx
+++ b/Taylor/React Next Node/Taylor Pentz.docx
@@ -108,7 +108,7 @@
           <w:rFonts w:ascii="Times New Roman" w:hAnsi="Times New Roman" w:cs="Times New Roman"/>
           <w:sz w:val="24"/>
         </w:rPr>
-        <w:t>https://www.linkedin.com/in/taylor-pentz-10a92a3aa</w:t>
+        <w:t>https://www.linkedin.com/in/taylor-p-b0389a3ba</w:t>
       </w:r>
       <w:bookmarkStart w:id="0" w:name="_GoBack"/>
       <w:bookmarkEnd w:id="0"/>
@@ -166,25 +166,7 @@
           <w:sz w:val="24"/>
           <w:szCs w:val="24"/>
         </w:rPr>
-        <w:t xml:space="preserve">Entrepreneurial Senior Software Engineer with 10+ years of experience building scalable, </w:t>
-      </w:r>
-      <w:proofErr w:type="spellStart"/>
-      <w:r>
-        <w:rPr>
-          <w:rFonts w:ascii="Times New Roman" w:eastAsia="Times New Roman" w:hAnsi="Times New Roman" w:cs="Times New Roman"/>
-          <w:sz w:val="24"/>
-          <w:szCs w:val="24"/>
-        </w:rPr>
-        <w:t>performant</w:t>
-      </w:r>
-      <w:proofErr w:type="spellEnd"/>
-      <w:r>
-        <w:rPr>
-          <w:rFonts w:ascii="Times New Roman" w:eastAsia="Times New Roman" w:hAnsi="Times New Roman" w:cs="Times New Roman"/>
-          <w:sz w:val="24"/>
-          <w:szCs w:val="24"/>
-        </w:rPr>
-        <w:t xml:space="preserve">, and elegant web applications in both startup and enterprise environments. </w:t>
+        <w:t xml:space="preserve">Entrepreneurial Senior Software Engineer with 10+ years of experience building scalable, performant, and elegant web applications in both startup and enterprise environments. </w:t>
       </w:r>
       <w:proofErr w:type="gramStart"/>
       <w:r>
@@ -302,15 +284,7 @@
       </w:r>
       <w:proofErr w:type="spellEnd"/>
       <w:r>
-        <w:t xml:space="preserve">, HTML5, CSS3, SQL, </w:t>
-      </w:r>
-      <w:proofErr w:type="spellStart"/>
-      <w:r>
-        <w:t>NoSQL</w:t>
-      </w:r>
-      <w:proofErr w:type="spellEnd"/>
-      <w:r>
-        <w:t>, Python</w:t>
+        <w:t>, HTML5, CSS3, SQL, NoSQL, Python</w:t>
       </w:r>
     </w:p>
     <w:p>
@@ -329,15 +303,7 @@
         <w:t>Frameworks/Libraries</w:t>
       </w:r>
       <w:r>
-        <w:t xml:space="preserve">: React, Next.js, </w:t>
-      </w:r>
-      <w:proofErr w:type="spellStart"/>
-      <w:r>
-        <w:t>Redux</w:t>
-      </w:r>
-      <w:proofErr w:type="spellEnd"/>
-      <w:r>
-        <w:t xml:space="preserve">, Express, Node.js, </w:t>
+        <w:t xml:space="preserve">: React, Next.js, Redux, Express, Node.js, </w:t>
       </w:r>
       <w:proofErr w:type="spellStart"/>
       <w:r>
@@ -412,23 +378,7 @@
         <w:t>Databases</w:t>
       </w:r>
       <w:r>
-        <w:t xml:space="preserve">: </w:t>
-      </w:r>
-      <w:proofErr w:type="spellStart"/>
-      <w:r>
-        <w:t>PostgreSQL</w:t>
-      </w:r>
-      <w:proofErr w:type="spellEnd"/>
-      <w:r>
-        <w:t xml:space="preserve">, MySQL, </w:t>
-      </w:r>
-      <w:proofErr w:type="spellStart"/>
-      <w:r>
-        <w:t>MongoDB</w:t>
-      </w:r>
-      <w:proofErr w:type="spellEnd"/>
-      <w:r>
-        <w:t xml:space="preserve">, </w:t>
+        <w:t xml:space="preserve">: PostgreSQL, MySQL, MongoDB, </w:t>
       </w:r>
       <w:proofErr w:type="spellStart"/>
       <w:r>
@@ -445,62 +395,30 @@
         </w:numPr>
         <w:jc w:val="both"/>
       </w:pPr>
+      <w:r>
+        <w:rPr>
+          <w:rStyle w:val="Strong"/>
+        </w:rPr>
+        <w:t>DevOps &amp; Tools</w:t>
+      </w:r>
+      <w:r>
+        <w:t xml:space="preserve">: </w:t>
+      </w:r>
       <w:proofErr w:type="spellStart"/>
       <w:r>
-        <w:rPr>
-          <w:rStyle w:val="Strong"/>
-        </w:rPr>
-        <w:t>DevOps</w:t>
+        <w:t>Git</w:t>
       </w:r>
       <w:proofErr w:type="spellEnd"/>
       <w:r>
-        <w:rPr>
-          <w:rStyle w:val="Strong"/>
-        </w:rPr>
-        <w:t xml:space="preserve"> &amp; Tools</w:t>
-      </w:r>
-      <w:r>
-        <w:t xml:space="preserve">: </w:t>
+        <w:t xml:space="preserve">, Docker, Kubernetes, CI/CD, </w:t>
       </w:r>
       <w:proofErr w:type="spellStart"/>
       <w:r>
-        <w:t>Git</w:t>
+        <w:t>Figma</w:t>
       </w:r>
       <w:proofErr w:type="spellEnd"/>
       <w:r>
-        <w:t xml:space="preserve">, </w:t>
-      </w:r>
-      <w:proofErr w:type="spellStart"/>
-      <w:r>
-        <w:t>Docker</w:t>
-      </w:r>
-      <w:proofErr w:type="spellEnd"/>
-      <w:r>
-        <w:t xml:space="preserve">, </w:t>
-      </w:r>
-      <w:proofErr w:type="spellStart"/>
-      <w:r>
-        <w:t>Kubernetes</w:t>
-      </w:r>
-      <w:proofErr w:type="spellEnd"/>
-      <w:r>
-        <w:t xml:space="preserve">, CI/CD, </w:t>
-      </w:r>
-      <w:proofErr w:type="spellStart"/>
-      <w:r>
-        <w:t>Figma</w:t>
-      </w:r>
-      <w:proofErr w:type="spellEnd"/>
-      <w:r>
-        <w:t xml:space="preserve">, </w:t>
-      </w:r>
-      <w:proofErr w:type="spellStart"/>
-      <w:r>
-        <w:t>Jira</w:t>
-      </w:r>
-      <w:proofErr w:type="spellEnd"/>
-      <w:r>
-        <w:t>, Agile</w:t>
+        <w:t>, Jira, Agile</w:t>
       </w:r>
     </w:p>
     <w:p>
@@ -645,15 +563,7 @@
       </w:r>
       <w:proofErr w:type="spellEnd"/>
       <w:r>
-        <w:t xml:space="preserve"> platform using Node.js and Express to support scalable </w:t>
-      </w:r>
-      <w:proofErr w:type="spellStart"/>
-      <w:r>
-        <w:t>SaaS</w:t>
-      </w:r>
-      <w:proofErr w:type="spellEnd"/>
-      <w:r>
-        <w:t xml:space="preserve"> products for logistics and </w:t>
+        <w:t xml:space="preserve"> platform using Node.js and Express to support scalable SaaS products for logistics and </w:t>
       </w:r>
       <w:proofErr w:type="spellStart"/>
       <w:r>
@@ -729,15 +639,7 @@
         <w:jc w:val="both"/>
       </w:pPr>
       <w:r>
-        <w:t xml:space="preserve">Deployed services to AWS ECS and Lambda with CI/CD via </w:t>
-      </w:r>
-      <w:proofErr w:type="spellStart"/>
-      <w:r>
-        <w:t>GitHub</w:t>
-      </w:r>
-      <w:proofErr w:type="spellEnd"/>
-      <w:r>
-        <w:t xml:space="preserve"> Actions, enabling daily production releases with zero downtime.</w:t>
+        <w:t>Deployed services to AWS ECS and Lambda with CI/CD via GitHub Actions, enabling daily production releases with zero downtime.</w:t>
       </w:r>
     </w:p>
     <w:p>
@@ -776,15 +678,7 @@
         <w:jc w:val="both"/>
       </w:pPr>
       <w:r>
-        <w:t xml:space="preserve">Refactored legacy monoliths into modular, containerized services with </w:t>
-      </w:r>
-      <w:proofErr w:type="spellStart"/>
-      <w:r>
-        <w:t>Docker</w:t>
-      </w:r>
-      <w:proofErr w:type="spellEnd"/>
-      <w:r>
-        <w:t>, significantly reducing tech debt and deployment time.</w:t>
+        <w:t>Refactored legacy monoliths into modular, containerized services with Docker, significantly reducing tech debt and deployment time.</w:t>
       </w:r>
     </w:p>
     <w:p>
@@ -929,23 +823,7 @@
       </w:r>
       <w:proofErr w:type="spellEnd"/>
       <w:r>
-        <w:t xml:space="preserve">, interfacing with </w:t>
-      </w:r>
-      <w:proofErr w:type="spellStart"/>
-      <w:r>
-        <w:t>PostgreSQL</w:t>
-      </w:r>
-      <w:proofErr w:type="spellEnd"/>
-      <w:r>
-        <w:t xml:space="preserve"> and </w:t>
-      </w:r>
-      <w:proofErr w:type="spellStart"/>
-      <w:r>
-        <w:t>MongoDB</w:t>
-      </w:r>
-      <w:proofErr w:type="spellEnd"/>
-      <w:r>
-        <w:t>.</w:t>
+        <w:t>, interfacing with PostgreSQL and MongoDB.</w:t>
       </w:r>
     </w:p>
     <w:p>
@@ -1023,15 +901,7 @@
         <w:jc w:val="both"/>
       </w:pPr>
       <w:r>
-        <w:t xml:space="preserve">Played a key role in migrating traditional hosting to AWS with </w:t>
-      </w:r>
-      <w:proofErr w:type="spellStart"/>
-      <w:r>
-        <w:t>Terraform</w:t>
-      </w:r>
-      <w:proofErr w:type="spellEnd"/>
-      <w:r>
-        <w:t>-based infrastructure provisioning.</w:t>
+        <w:t>Played a key role in migrating traditional hosting to AWS with Terraform-based infrastructure provisioning.</w:t>
       </w:r>
     </w:p>
     <w:p>
@@ -1166,15 +1036,7 @@
         <w:jc w:val="both"/>
       </w:pPr>
       <w:r>
-        <w:t xml:space="preserve">Participated in backend API creation, integrating with </w:t>
-      </w:r>
-      <w:proofErr w:type="spellStart"/>
-      <w:r>
-        <w:t>NoSQL</w:t>
-      </w:r>
-      <w:proofErr w:type="spellEnd"/>
-      <w:r>
-        <w:t xml:space="preserve"> data stores like </w:t>
+        <w:t xml:space="preserve">Participated in backend API creation, integrating with NoSQL data stores like </w:t>
       </w:r>
       <w:proofErr w:type="spellStart"/>
       <w:r>
@@ -1229,15 +1091,7 @@
         <w:jc w:val="both"/>
       </w:pPr>
       <w:r>
-        <w:t xml:space="preserve">Automated internal </w:t>
-      </w:r>
-      <w:proofErr w:type="spellStart"/>
-      <w:r>
-        <w:t>DevOps</w:t>
-      </w:r>
-      <w:proofErr w:type="spellEnd"/>
-      <w:r>
-        <w:t xml:space="preserve"> workflows using shell scripts and </w:t>
+        <w:t xml:space="preserve">Automated internal DevOps workflows using shell scripts and </w:t>
       </w:r>
       <w:proofErr w:type="spellStart"/>
       <w:r>
@@ -1451,15 +1305,7 @@
         <w:jc w:val="both"/>
       </w:pPr>
       <w:r>
-        <w:t xml:space="preserve">Received early career mentorship from senior engineers across frontend and </w:t>
-      </w:r>
-      <w:proofErr w:type="spellStart"/>
-      <w:r>
-        <w:t>DevOps</w:t>
-      </w:r>
-      <w:proofErr w:type="spellEnd"/>
-      <w:r>
-        <w:t xml:space="preserve"> tracks.</w:t>
+        <w:t>Received early career mentorship from senior engineers across frontend and DevOps tracks.</w:t>
       </w:r>
     </w:p>
     <w:p>
@@ -1784,25 +1630,7 @@
           <w:sz w:val="24"/>
           <w:szCs w:val="24"/>
         </w:rPr>
-        <w:t xml:space="preserve"> for a logistics </w:t>
-      </w:r>
-      <w:proofErr w:type="spellStart"/>
-      <w:r>
-        <w:rPr>
-          <w:rFonts w:ascii="Times New Roman" w:eastAsia="Times New Roman" w:hAnsi="Times New Roman" w:cs="Times New Roman"/>
-          <w:sz w:val="24"/>
-          <w:szCs w:val="24"/>
-        </w:rPr>
-        <w:t>SaaS</w:t>
-      </w:r>
-      <w:proofErr w:type="spellEnd"/>
-      <w:r>
-        <w:rPr>
-          <w:rFonts w:ascii="Times New Roman" w:eastAsia="Times New Roman" w:hAnsi="Times New Roman" w:cs="Times New Roman"/>
-          <w:sz w:val="24"/>
-          <w:szCs w:val="24"/>
-        </w:rPr>
-        <w:t>.</w:t>
+        <w:t xml:space="preserve"> for a logistics SaaS.</w:t>
       </w:r>
       <w:proofErr w:type="gramEnd"/>
       <w:r>
@@ -1904,13 +1732,8 @@
         </w:numPr>
         <w:jc w:val="both"/>
       </w:pPr>
-      <w:proofErr w:type="spellStart"/>
-      <w:r>
-        <w:t>MongoDB</w:t>
-      </w:r>
-      <w:proofErr w:type="spellEnd"/>
-      <w:r>
-        <w:t xml:space="preserve"> Developer Certification (2023)</w:t>
+      <w:r>
+        <w:t>MongoDB Developer Certification (2023)</w:t>
       </w:r>
     </w:p>
     <w:p>
@@ -6316,7 +6139,7 @@
 </file>
 
 <file path=customXml/itemProps1.xml><?xml version="1.0" encoding="utf-8"?>
-<ds:datastoreItem xmlns:ds="http://schemas.openxmlformats.org/officeDocument/2006/customXml" ds:itemID="{5A694F46-205E-4E2F-BF63-6E46604645AA}">
+<ds:datastoreItem xmlns:ds="http://schemas.openxmlformats.org/officeDocument/2006/customXml" ds:itemID="{BB83AB71-CBE6-4B50-B709-89A3213A32A6}">
   <ds:schemaRefs>
     <ds:schemaRef ds:uri="http://schemas.openxmlformats.org/officeDocument/2006/bibliography"/>
   </ds:schemaRefs>

--- a/Taylor/React Next Node/Taylor Pentz.docx
+++ b/Taylor/React Next Node/Taylor Pentz.docx
@@ -110,8 +110,6 @@
         </w:rPr>
         <w:t>https://www.linkedin.com/in/taylor-p-b0389a3ba</w:t>
       </w:r>
-      <w:bookmarkStart w:id="0" w:name="_GoBack"/>
-      <w:bookmarkEnd w:id="0"/>
     </w:p>
     <w:p>
       <w:pPr>
@@ -156,82 +154,118 @@
         <w:jc w:val="both"/>
         <w:rPr>
           <w:rFonts w:ascii="Times New Roman" w:eastAsia="Times New Roman" w:hAnsi="Times New Roman" w:cs="Times New Roman"/>
+          <w:sz w:val="28"/>
+          <w:szCs w:val="24"/>
+        </w:rPr>
+      </w:pPr>
+      <w:r>
+        <w:rPr>
+          <w:rStyle w:val="Strong"/>
+          <w:rFonts w:ascii="Times New Roman" w:hAnsi="Times New Roman" w:cs="Times New Roman"/>
           <w:sz w:val="24"/>
-          <w:szCs w:val="24"/>
-        </w:rPr>
-      </w:pPr>
-      <w:r>
-        <w:rPr>
-          <w:rFonts w:ascii="Times New Roman" w:eastAsia="Times New Roman" w:hAnsi="Times New Roman" w:cs="Times New Roman"/>
+        </w:rPr>
+        <w:t>Senior Software Engineer</w:t>
+      </w:r>
+      <w:r>
+        <w:rPr>
+          <w:rFonts w:ascii="Times New Roman" w:hAnsi="Times New Roman" w:cs="Times New Roman"/>
           <w:sz w:val="24"/>
-          <w:szCs w:val="24"/>
-        </w:rPr>
-        <w:t xml:space="preserve">Entrepreneurial Senior Software Engineer with 10+ years of experience building scalable, performant, and elegant web applications in both startup and enterprise environments. </w:t>
-      </w:r>
-      <w:proofErr w:type="gramStart"/>
-      <w:r>
-        <w:rPr>
-          <w:rFonts w:ascii="Times New Roman" w:eastAsia="Times New Roman" w:hAnsi="Times New Roman" w:cs="Times New Roman"/>
+        </w:rPr>
+        <w:t xml:space="preserve"> with 10+ yea</w:t>
+      </w:r>
+      <w:bookmarkStart w:id="0" w:name="_GoBack"/>
+      <w:bookmarkEnd w:id="0"/>
+      <w:r>
+        <w:rPr>
+          <w:rFonts w:ascii="Times New Roman" w:hAnsi="Times New Roman" w:cs="Times New Roman"/>
           <w:sz w:val="24"/>
-          <w:szCs w:val="24"/>
-        </w:rPr>
-        <w:t xml:space="preserve">Expert in full-stack development with a strong emphasis on React, Node.js, </w:t>
+        </w:rPr>
+        <w:t xml:space="preserve">rs building </w:t>
+      </w:r>
+      <w:r>
+        <w:rPr>
+          <w:rStyle w:val="Strong"/>
+          <w:rFonts w:ascii="Times New Roman" w:hAnsi="Times New Roman" w:cs="Times New Roman"/>
+          <w:sz w:val="24"/>
+        </w:rPr>
+        <w:t xml:space="preserve">SaaS, healthcare, </w:t>
       </w:r>
       <w:proofErr w:type="spellStart"/>
       <w:r>
         <w:rPr>
-          <w:rFonts w:ascii="Times New Roman" w:eastAsia="Times New Roman" w:hAnsi="Times New Roman" w:cs="Times New Roman"/>
+          <w:rStyle w:val="Strong"/>
+          <w:rFonts w:ascii="Times New Roman" w:hAnsi="Times New Roman" w:cs="Times New Roman"/>
           <w:sz w:val="24"/>
-          <w:szCs w:val="24"/>
+        </w:rPr>
+        <w:t>fintech</w:t>
+      </w:r>
+      <w:proofErr w:type="spellEnd"/>
+      <w:r>
+        <w:rPr>
+          <w:rStyle w:val="Strong"/>
+          <w:rFonts w:ascii="Times New Roman" w:hAnsi="Times New Roman" w:cs="Times New Roman"/>
+          <w:sz w:val="24"/>
+        </w:rPr>
+        <w:t>, and enterprise workflow platforms</w:t>
+      </w:r>
+      <w:r>
+        <w:rPr>
+          <w:rFonts w:ascii="Times New Roman" w:hAnsi="Times New Roman" w:cs="Times New Roman"/>
+          <w:sz w:val="24"/>
+        </w:rPr>
+        <w:t xml:space="preserve"> using </w:t>
+      </w:r>
+      <w:r>
+        <w:rPr>
+          <w:rStyle w:val="Strong"/>
+          <w:rFonts w:ascii="Times New Roman" w:hAnsi="Times New Roman" w:cs="Times New Roman"/>
+          <w:sz w:val="24"/>
+        </w:rPr>
+        <w:t xml:space="preserve">React 15–18, Node.js 6–18, </w:t>
+      </w:r>
+      <w:proofErr w:type="spellStart"/>
+      <w:r>
+        <w:rPr>
+          <w:rStyle w:val="Strong"/>
+          <w:rFonts w:ascii="Times New Roman" w:hAnsi="Times New Roman" w:cs="Times New Roman"/>
+          <w:sz w:val="24"/>
         </w:rPr>
         <w:t>TypeScript</w:t>
       </w:r>
       <w:proofErr w:type="spellEnd"/>
       <w:r>
         <w:rPr>
-          <w:rFonts w:ascii="Times New Roman" w:eastAsia="Times New Roman" w:hAnsi="Times New Roman" w:cs="Times New Roman"/>
+          <w:rStyle w:val="Strong"/>
+          <w:rFonts w:ascii="Times New Roman" w:hAnsi="Times New Roman" w:cs="Times New Roman"/>
           <w:sz w:val="24"/>
-          <w:szCs w:val="24"/>
-        </w:rPr>
-        <w:t>, and cloud-native architecture.</w:t>
-      </w:r>
-      <w:proofErr w:type="gramEnd"/>
-      <w:r>
-        <w:rPr>
-          <w:rFonts w:ascii="Times New Roman" w:eastAsia="Times New Roman" w:hAnsi="Times New Roman" w:cs="Times New Roman"/>
+        </w:rPr>
+        <w:t xml:space="preserve">, Express, </w:t>
+      </w:r>
+      <w:proofErr w:type="spellStart"/>
+      <w:r>
+        <w:rPr>
+          <w:rStyle w:val="Strong"/>
+          <w:rFonts w:ascii="Times New Roman" w:hAnsi="Times New Roman" w:cs="Times New Roman"/>
           <w:sz w:val="24"/>
-          <w:szCs w:val="24"/>
-        </w:rPr>
-        <w:t xml:space="preserve"> </w:t>
-      </w:r>
-      <w:proofErr w:type="gramStart"/>
-      <w:r>
-        <w:rPr>
-          <w:rFonts w:ascii="Times New Roman" w:eastAsia="Times New Roman" w:hAnsi="Times New Roman" w:cs="Times New Roman"/>
+        </w:rPr>
+        <w:t>NestJS</w:t>
+      </w:r>
+      <w:proofErr w:type="spellEnd"/>
+      <w:r>
+        <w:rPr>
+          <w:rStyle w:val="Strong"/>
+          <w:rFonts w:ascii="Times New Roman" w:hAnsi="Times New Roman" w:cs="Times New Roman"/>
           <w:sz w:val="24"/>
-          <w:szCs w:val="24"/>
-        </w:rPr>
-        <w:t>Proven record in leading cross-functional teams, shipping products from scratch, and driving frontend excellence.</w:t>
-      </w:r>
-      <w:proofErr w:type="gramEnd"/>
-      <w:r>
-        <w:rPr>
-          <w:rFonts w:ascii="Times New Roman" w:eastAsia="Times New Roman" w:hAnsi="Times New Roman" w:cs="Times New Roman"/>
+        </w:rPr>
+        <w:t>, PostgreSQL, MongoDB, AWS, and CI/CD</w:t>
+      </w:r>
+      <w:r>
+        <w:rPr>
+          <w:rFonts w:ascii="Times New Roman" w:hAnsi="Times New Roman" w:cs="Times New Roman"/>
           <w:sz w:val="24"/>
-          <w:szCs w:val="24"/>
-        </w:rPr>
-        <w:t xml:space="preserve"> </w:t>
-      </w:r>
-      <w:proofErr w:type="gramStart"/>
-      <w:r>
-        <w:rPr>
-          <w:rFonts w:ascii="Times New Roman" w:eastAsia="Times New Roman" w:hAnsi="Times New Roman" w:cs="Times New Roman"/>
-          <w:sz w:val="24"/>
-          <w:szCs w:val="24"/>
-        </w:rPr>
-        <w:t>Passionate about decentralization, cloud infrastructure, and contributing to open-source ecosystems.</w:t>
-      </w:r>
-      <w:proofErr w:type="gramEnd"/>
+        </w:rPr>
+        <w:t>, delivering scalable front-end systems, resilient APIs, legacy modernization, production debugging, mentoring, architecture ownership, and measurable product value for distributed engineering teams.</w:t>
+      </w:r>
     </w:p>
     <w:p>
       <w:pPr>
@@ -273,10 +307,19 @@
         <w:rPr>
           <w:rStyle w:val="Strong"/>
         </w:rPr>
-        <w:t>Languages</w:t>
-      </w:r>
-      <w:r>
-        <w:t xml:space="preserve">: JavaScript, </w:t>
+        <w:t>Frontend Engineering:</w:t>
+      </w:r>
+      <w:r>
+        <w:t xml:space="preserve"> </w:t>
+      </w:r>
+      <w:r>
+        <w:rPr>
+          <w:rStyle w:val="Strong"/>
+        </w:rPr>
+        <w:t>React 15–18</w:t>
+      </w:r>
+      <w:r>
+        <w:t xml:space="preserve">, </w:t>
       </w:r>
       <w:proofErr w:type="spellStart"/>
       <w:r>
@@ -284,7 +327,23 @@
       </w:r>
       <w:proofErr w:type="spellEnd"/>
       <w:r>
-        <w:t>, HTML5, CSS3, SQL, NoSQL, Python</w:t>
+        <w:t xml:space="preserve">, JavaScript ES6+, Redux, Redux Toolkit, React Query, </w:t>
+      </w:r>
+      <w:proofErr w:type="spellStart"/>
+      <w:r>
+        <w:t>Zustand</w:t>
+      </w:r>
+      <w:proofErr w:type="spellEnd"/>
+      <w:r>
+        <w:t xml:space="preserve">, Next.js, HTML5, CSS3, SASS, Tailwind CSS, Material UI, responsive UI architecture, accessibility, </w:t>
+      </w:r>
+      <w:proofErr w:type="gramStart"/>
+      <w:r>
+        <w:t>reusable</w:t>
+      </w:r>
+      <w:proofErr w:type="gramEnd"/>
+      <w:r>
+        <w:t xml:space="preserve"> component systems.</w:t>
       </w:r>
     </w:p>
     <w:p>
@@ -300,16 +359,52 @@
         <w:rPr>
           <w:rStyle w:val="Strong"/>
         </w:rPr>
-        <w:t>Frameworks/Libraries</w:t>
-      </w:r>
-      <w:r>
-        <w:t xml:space="preserve">: React, Next.js, Redux, Express, Node.js, </w:t>
+        <w:t>Backend Engineering:</w:t>
+      </w:r>
+      <w:r>
+        <w:t xml:space="preserve"> </w:t>
+      </w:r>
+      <w:r>
+        <w:rPr>
+          <w:rStyle w:val="Strong"/>
+        </w:rPr>
+        <w:t>Node.js 6–18</w:t>
+      </w:r>
+      <w:r>
+        <w:t xml:space="preserve">, Express.js, </w:t>
       </w:r>
       <w:proofErr w:type="spellStart"/>
       <w:r>
         <w:t>NestJS</w:t>
       </w:r>
       <w:proofErr w:type="spellEnd"/>
+      <w:r>
+        <w:t xml:space="preserve">, REST APIs, </w:t>
+      </w:r>
+      <w:proofErr w:type="spellStart"/>
+      <w:r>
+        <w:t>GraphQL</w:t>
+      </w:r>
+      <w:proofErr w:type="spellEnd"/>
+      <w:r>
+        <w:t xml:space="preserve">, </w:t>
+      </w:r>
+      <w:proofErr w:type="spellStart"/>
+      <w:r>
+        <w:t>WebSockets</w:t>
+      </w:r>
+      <w:proofErr w:type="spellEnd"/>
+      <w:r>
+        <w:t xml:space="preserve">, JWT, OAuth2, </w:t>
+      </w:r>
+      <w:proofErr w:type="spellStart"/>
+      <w:r>
+        <w:t>microservices</w:t>
+      </w:r>
+      <w:proofErr w:type="spellEnd"/>
+      <w:r>
+        <w:t>, event-driven services, background jobs, API versioning, rate limiting, authentication and authorization.</w:t>
+      </w:r>
     </w:p>
     <w:p>
       <w:pPr>
@@ -324,10 +419,43 @@
         <w:rPr>
           <w:rStyle w:val="Strong"/>
         </w:rPr>
-        <w:t>Testing</w:t>
-      </w:r>
-      <w:r>
-        <w:t>: Cypress, Jest, Playwright</w:t>
+        <w:t>Cloud &amp; DevOps:</w:t>
+      </w:r>
+      <w:r>
+        <w:t xml:space="preserve"> </w:t>
+      </w:r>
+      <w:r>
+        <w:rPr>
+          <w:rStyle w:val="Strong"/>
+        </w:rPr>
+        <w:t>AWS</w:t>
+      </w:r>
+      <w:r>
+        <w:t xml:space="preserve">, ECS, Lambda, S3, </w:t>
+      </w:r>
+      <w:proofErr w:type="spellStart"/>
+      <w:r>
+        <w:t>CloudFront</w:t>
+      </w:r>
+      <w:proofErr w:type="spellEnd"/>
+      <w:r>
+        <w:t xml:space="preserve">, API Gateway, RDS, </w:t>
+      </w:r>
+      <w:proofErr w:type="spellStart"/>
+      <w:r>
+        <w:t>CloudWatch</w:t>
+      </w:r>
+      <w:proofErr w:type="spellEnd"/>
+      <w:r>
+        <w:t xml:space="preserve">, Docker, Kubernetes basics, GitHub Actions, Jenkins, </w:t>
+      </w:r>
+      <w:proofErr w:type="spellStart"/>
+      <w:r>
+        <w:t>GitLab</w:t>
+      </w:r>
+      <w:proofErr w:type="spellEnd"/>
+      <w:r>
+        <w:t xml:space="preserve"> CI, Terraform basics, CI/CD pipelines, blue-green deployments.</w:t>
       </w:r>
     </w:p>
     <w:p>
@@ -343,24 +471,35 @@
         <w:rPr>
           <w:rStyle w:val="Strong"/>
         </w:rPr>
-        <w:t>Cloud Platforms</w:t>
-      </w:r>
-      <w:r>
-        <w:t xml:space="preserve">: AWS (Lambda, S3, EC2, RDS, ECS), GCP (Cloud Run, GKE, </w:t>
+        <w:t>Databases &amp; Caching:</w:t>
+      </w:r>
+      <w:r>
+        <w:t xml:space="preserve"> PostgreSQL, MySQL, MongoDB, </w:t>
       </w:r>
       <w:proofErr w:type="spellStart"/>
       <w:r>
-        <w:t>Firestore</w:t>
+        <w:t>Redis</w:t>
       </w:r>
       <w:proofErr w:type="spellEnd"/>
       <w:r>
-        <w:t xml:space="preserve">), </w:t>
+        <w:t xml:space="preserve">, </w:t>
       </w:r>
       <w:proofErr w:type="spellStart"/>
       <w:r>
-        <w:t>Vercel</w:t>
+        <w:t>Elasticsearch</w:t>
       </w:r>
       <w:proofErr w:type="spellEnd"/>
+      <w:r>
+        <w:t xml:space="preserve">, </w:t>
+      </w:r>
+      <w:proofErr w:type="spellStart"/>
+      <w:r>
+        <w:t>DynamoDB</w:t>
+      </w:r>
+      <w:proofErr w:type="spellEnd"/>
+      <w:r>
+        <w:t xml:space="preserve"> basics, schema design, indexing, query optimization, migrations, data validation, transactional workflows.</w:t>
+      </w:r>
     </w:p>
     <w:p>
       <w:pPr>
@@ -375,16 +514,27 @@
         <w:rPr>
           <w:rStyle w:val="Strong"/>
         </w:rPr>
-        <w:t>Databases</w:t>
-      </w:r>
-      <w:r>
-        <w:t xml:space="preserve">: PostgreSQL, MySQL, MongoDB, </w:t>
+        <w:t>Testing &amp; Quality:</w:t>
+      </w:r>
+      <w:r>
+        <w:t xml:space="preserve"> Jest, React Testing Library, Cypress, Playwright, Mocha, Chai, </w:t>
       </w:r>
       <w:proofErr w:type="spellStart"/>
       <w:r>
-        <w:t>Redis</w:t>
+        <w:t>Supertest</w:t>
       </w:r>
       <w:proofErr w:type="spellEnd"/>
+      <w:r>
+        <w:t xml:space="preserve">, unit testing, integration testing, API contract testing, regression testing, code reviews, </w:t>
+      </w:r>
+      <w:proofErr w:type="spellStart"/>
+      <w:r>
+        <w:t>SonarQube</w:t>
+      </w:r>
+      <w:proofErr w:type="spellEnd"/>
+      <w:r>
+        <w:t>.</w:t>
+      </w:r>
     </w:p>
     <w:p>
       <w:pPr>
@@ -399,45 +549,34 @@
         <w:rPr>
           <w:rStyle w:val="Strong"/>
         </w:rPr>
-        <w:t>DevOps &amp; Tools</w:t>
-      </w:r>
-      <w:r>
-        <w:t xml:space="preserve">: </w:t>
+        <w:t>Monitoring &amp; Engineering Practices:</w:t>
+      </w:r>
+      <w:r>
+        <w:t xml:space="preserve"> </w:t>
       </w:r>
       <w:proofErr w:type="spellStart"/>
       <w:r>
-        <w:t>Git</w:t>
+        <w:t>Datadog</w:t>
       </w:r>
       <w:proofErr w:type="spellEnd"/>
       <w:r>
-        <w:t xml:space="preserve">, Docker, Kubernetes, CI/CD, </w:t>
+        <w:t xml:space="preserve">, New Relic, Sentry, </w:t>
       </w:r>
       <w:proofErr w:type="spellStart"/>
       <w:r>
-        <w:t>Figma</w:t>
+        <w:t>CloudWatch</w:t>
       </w:r>
       <w:proofErr w:type="spellEnd"/>
       <w:r>
-        <w:t>, Jira, Agile</w:t>
-      </w:r>
-    </w:p>
-    <w:p>
-      <w:pPr>
-        <w:pStyle w:val="NormalWeb"/>
-        <w:numPr>
-          <w:ilvl w:val="0"/>
-          <w:numId w:val="17"/>
-        </w:numPr>
-        <w:jc w:val="both"/>
-      </w:pPr>
-      <w:r>
-        <w:rPr>
-          <w:rStyle w:val="Strong"/>
-        </w:rPr>
-        <w:t>Soft Skills</w:t>
-      </w:r>
-      <w:r>
-        <w:t>: Remote collaboration, mentorship, code reviews, cross-functional leadership</w:t>
+        <w:t xml:space="preserve"> Logs, </w:t>
+      </w:r>
+      <w:proofErr w:type="spellStart"/>
+      <w:r>
+        <w:t>OpenTelemetry</w:t>
+      </w:r>
+      <w:proofErr w:type="spellEnd"/>
+      <w:r>
+        <w:t xml:space="preserve"> basics, Agile/Scrum, architecture documentation, production support, incident triage, mentoring, secure coding, performance tuning.</w:t>
       </w:r>
     </w:p>
     <w:p>
@@ -542,36 +681,30 @@
         <w:pStyle w:val="NormalWeb"/>
         <w:numPr>
           <w:ilvl w:val="0"/>
-          <w:numId w:val="18"/>
+          <w:numId w:val="25"/>
         </w:numPr>
         <w:jc w:val="both"/>
       </w:pPr>
       <w:r>
-        <w:t xml:space="preserve">Architected and implemented a </w:t>
-      </w:r>
-      <w:proofErr w:type="spellStart"/>
-      <w:r>
-        <w:t>TypeScript</w:t>
-      </w:r>
-      <w:proofErr w:type="spellEnd"/>
-      <w:r>
-        <w:t xml:space="preserve">-based </w:t>
-      </w:r>
-      <w:proofErr w:type="spellStart"/>
-      <w:r>
-        <w:t>microservices</w:t>
-      </w:r>
-      <w:proofErr w:type="spellEnd"/>
-      <w:r>
-        <w:t xml:space="preserve"> platform using Node.js and Express to support scalable SaaS products for logistics and </w:t>
-      </w:r>
-      <w:proofErr w:type="spellStart"/>
-      <w:r>
-        <w:t>eCommerce</w:t>
-      </w:r>
-      <w:proofErr w:type="spellEnd"/>
-      <w:r>
-        <w:t xml:space="preserve"> clients.</w:t>
+        <w:t xml:space="preserve">Architected customer-facing </w:t>
+      </w:r>
+      <w:r>
+        <w:rPr>
+          <w:rStyle w:val="Strong"/>
+        </w:rPr>
+        <w:t>React 18.x</w:t>
+      </w:r>
+      <w:r>
+        <w:t xml:space="preserve"> and </w:t>
+      </w:r>
+      <w:r>
+        <w:rPr>
+          <w:rStyle w:val="Strong"/>
+        </w:rPr>
+        <w:t>Node.js 18.x</w:t>
+      </w:r>
+      <w:r>
+        <w:t xml:space="preserve"> product modules for SaaS workflow platforms, improving maintainability through modular UI boundaries, reusable API clients, and clearly documented service contracts.</w:t>
       </w:r>
     </w:p>
     <w:p>
@@ -579,20 +712,41 @@
         <w:pStyle w:val="NormalWeb"/>
         <w:numPr>
           <w:ilvl w:val="0"/>
-          <w:numId w:val="18"/>
+          <w:numId w:val="25"/>
         </w:numPr>
         <w:jc w:val="both"/>
       </w:pPr>
       <w:r>
-        <w:t xml:space="preserve">Led a React frontend redesign that enhanced accessibility, improved loading time by 45%, and aligned components directly with </w:t>
+        <w:t xml:space="preserve">Modernized legacy JavaScript screens into </w:t>
+      </w:r>
+      <w:r>
+        <w:rPr>
+          <w:rStyle w:val="Strong"/>
+        </w:rPr>
+        <w:t>React</w:t>
+      </w:r>
+      <w:r>
+        <w:t xml:space="preserve">, </w:t>
       </w:r>
       <w:proofErr w:type="spellStart"/>
       <w:r>
-        <w:t>Figma</w:t>
+        <w:rPr>
+          <w:rStyle w:val="Strong"/>
+        </w:rPr>
+        <w:t>TypeScript</w:t>
       </w:r>
       <w:proofErr w:type="spellEnd"/>
       <w:r>
-        <w:t xml:space="preserve"> design systems.</w:t>
+        <w:t xml:space="preserve">, and </w:t>
+      </w:r>
+      <w:r>
+        <w:rPr>
+          <w:rStyle w:val="Strong"/>
+        </w:rPr>
+        <w:t>Redux Toolkit</w:t>
+      </w:r>
+      <w:r>
+        <w:t xml:space="preserve"> features, reducing duplicated front-end logic and improving release confidence across high-traffic dashboard workflows.</w:t>
       </w:r>
     </w:p>
     <w:p>
@@ -600,20 +754,52 @@
         <w:pStyle w:val="NormalWeb"/>
         <w:numPr>
           <w:ilvl w:val="0"/>
-          <w:numId w:val="18"/>
+          <w:numId w:val="25"/>
         </w:numPr>
         <w:jc w:val="both"/>
       </w:pPr>
       <w:r>
-        <w:t xml:space="preserve">Integrated backend APIs using REST and </w:t>
+        <w:t xml:space="preserve">Designed and maintained </w:t>
+      </w:r>
+      <w:r>
+        <w:rPr>
+          <w:rStyle w:val="Strong"/>
+        </w:rPr>
+        <w:t>Express.js</w:t>
+      </w:r>
+      <w:r>
+        <w:t xml:space="preserve"> and </w:t>
       </w:r>
       <w:proofErr w:type="spellStart"/>
       <w:r>
-        <w:t>GraphQL</w:t>
+        <w:rPr>
+          <w:rStyle w:val="Strong"/>
+        </w:rPr>
+        <w:t>NestJS</w:t>
       </w:r>
       <w:proofErr w:type="spellEnd"/>
       <w:r>
-        <w:t>, optimizing performance and caching to reduce DB load by 60%.</w:t>
+        <w:t xml:space="preserve"> backend services for account management, reporting, notification, and billing workflows, using </w:t>
+      </w:r>
+      <w:r>
+        <w:rPr>
+          <w:rStyle w:val="Strong"/>
+        </w:rPr>
+        <w:t>PostgreSQL</w:t>
+      </w:r>
+      <w:r>
+        <w:t xml:space="preserve">, </w:t>
+      </w:r>
+      <w:proofErr w:type="spellStart"/>
+      <w:r>
+        <w:rPr>
+          <w:rStyle w:val="Strong"/>
+        </w:rPr>
+        <w:t>Redis</w:t>
+      </w:r>
+      <w:proofErr w:type="spellEnd"/>
+      <w:r>
+        <w:t>, and structured validation layers for reliable request handling.</w:t>
       </w:r>
     </w:p>
     <w:p>
@@ -621,12 +807,38 @@
         <w:pStyle w:val="NormalWeb"/>
         <w:numPr>
           <w:ilvl w:val="0"/>
-          <w:numId w:val="18"/>
+          <w:numId w:val="25"/>
         </w:numPr>
         <w:jc w:val="both"/>
       </w:pPr>
       <w:r>
-        <w:t>Spearheaded automated testing using Cypress and Jest, increasing frontend test coverage to 95%.</w:t>
+        <w:lastRenderedPageBreak/>
+        <w:t xml:space="preserve">Improved page rendering, API response time, and client-side caching behavior through query optimization, lazy loading, </w:t>
+      </w:r>
+      <w:proofErr w:type="spellStart"/>
+      <w:r>
+        <w:t>memoization</w:t>
+      </w:r>
+      <w:proofErr w:type="spellEnd"/>
+      <w:r>
+        <w:t xml:space="preserve">, and React Query patterns, </w:t>
+      </w:r>
+      <w:proofErr w:type="gramStart"/>
+      <w:r>
+        <w:t>increasing</w:t>
+      </w:r>
+      <w:proofErr w:type="gramEnd"/>
+      <w:r>
+        <w:t xml:space="preserve"> key workflow performance by </w:t>
+      </w:r>
+      <w:r>
+        <w:rPr>
+          <w:rStyle w:val="Strong"/>
+        </w:rPr>
+        <w:t>38%</w:t>
+      </w:r>
+      <w:r>
+        <w:t>.</w:t>
       </w:r>
     </w:p>
     <w:p>
@@ -634,12 +846,36 @@
         <w:pStyle w:val="NormalWeb"/>
         <w:numPr>
           <w:ilvl w:val="0"/>
-          <w:numId w:val="18"/>
+          <w:numId w:val="25"/>
         </w:numPr>
         <w:jc w:val="both"/>
       </w:pPr>
       <w:r>
-        <w:t>Deployed services to AWS ECS and Lambda with CI/CD via GitHub Actions, enabling daily production releases with zero downtime.</w:t>
+        <w:t xml:space="preserve">Resolved production </w:t>
+      </w:r>
+      <w:proofErr w:type="gramStart"/>
+      <w:r>
+        <w:t xml:space="preserve">issues involving stale access tokens, duplicate </w:t>
+      </w:r>
+      <w:proofErr w:type="spellStart"/>
+      <w:r>
+        <w:t>webhook</w:t>
+      </w:r>
+      <w:proofErr w:type="spellEnd"/>
+      <w:r>
+        <w:t xml:space="preserve"> retries</w:t>
+      </w:r>
+      <w:proofErr w:type="gramEnd"/>
+      <w:r>
+        <w:t xml:space="preserve">, failed background jobs, and inconsistent pagination by adding </w:t>
+      </w:r>
+      <w:proofErr w:type="spellStart"/>
+      <w:r>
+        <w:t>idempotency</w:t>
+      </w:r>
+      <w:proofErr w:type="spellEnd"/>
+      <w:r>
+        <w:t xml:space="preserve"> keys, retry controls, better logging, and regression coverage.</w:t>
       </w:r>
     </w:p>
     <w:p>
@@ -647,12 +883,12 @@
         <w:pStyle w:val="NormalWeb"/>
         <w:numPr>
           <w:ilvl w:val="0"/>
-          <w:numId w:val="18"/>
+          <w:numId w:val="25"/>
         </w:numPr>
         <w:jc w:val="both"/>
       </w:pPr>
       <w:r>
-        <w:t>Mentored 5 junior engineers, conducted regular code reviews, and championed clean architecture practices.</w:t>
+        <w:t>Led migration work from loosely organized REST handlers into layered service modules with controller, service, repository, and validation boundaries, making complex business rules easier to test and extend.</w:t>
       </w:r>
     </w:p>
     <w:p>
@@ -660,12 +896,48 @@
         <w:pStyle w:val="NormalWeb"/>
         <w:numPr>
           <w:ilvl w:val="0"/>
-          <w:numId w:val="18"/>
+          <w:numId w:val="25"/>
         </w:numPr>
         <w:jc w:val="both"/>
       </w:pPr>
       <w:r>
-        <w:t>Collaborated with UX designers and PMs in agile sprints to prioritize product roadmap and deliver high-impact features.</w:t>
+        <w:t xml:space="preserve">Implemented new customer onboarding, role-based access control, audit history, and export features using </w:t>
+      </w:r>
+      <w:r>
+        <w:rPr>
+          <w:rStyle w:val="Strong"/>
+        </w:rPr>
+        <w:t>React</w:t>
+      </w:r>
+      <w:r>
+        <w:t xml:space="preserve">, </w:t>
+      </w:r>
+      <w:r>
+        <w:rPr>
+          <w:rStyle w:val="Strong"/>
+        </w:rPr>
+        <w:t>Node.js</w:t>
+      </w:r>
+      <w:r>
+        <w:t xml:space="preserve">, </w:t>
+      </w:r>
+      <w:r>
+        <w:rPr>
+          <w:rStyle w:val="Strong"/>
+        </w:rPr>
+        <w:t>PostgreSQL</w:t>
+      </w:r>
+      <w:r>
+        <w:t xml:space="preserve">, and </w:t>
+      </w:r>
+      <w:r>
+        <w:rPr>
+          <w:rStyle w:val="Strong"/>
+        </w:rPr>
+        <w:t>AWS S3</w:t>
+      </w:r>
+      <w:r>
+        <w:t>, supporting smoother enterprise adoption.</w:t>
       </w:r>
     </w:p>
     <w:p>
@@ -673,12 +945,67 @@
         <w:pStyle w:val="NormalWeb"/>
         <w:numPr>
           <w:ilvl w:val="0"/>
-          <w:numId w:val="18"/>
+          <w:numId w:val="25"/>
         </w:numPr>
         <w:jc w:val="both"/>
       </w:pPr>
       <w:r>
-        <w:t>Refactored legacy monoliths into modular, containerized services with Docker, significantly reducing tech debt and deployment time.</w:t>
+        <w:t xml:space="preserve">Strengthened CI/CD pipelines with </w:t>
+      </w:r>
+      <w:r>
+        <w:rPr>
+          <w:rStyle w:val="Strong"/>
+        </w:rPr>
+        <w:t>GitHub Actions</w:t>
+      </w:r>
+      <w:r>
+        <w:t>, Docker image validation, automated test gates, and environment-specific deployment checks, reducing missed build issues before staging releases.</w:t>
+      </w:r>
+    </w:p>
+    <w:p>
+      <w:pPr>
+        <w:pStyle w:val="NormalWeb"/>
+        <w:numPr>
+          <w:ilvl w:val="0"/>
+          <w:numId w:val="25"/>
+        </w:numPr>
+        <w:jc w:val="both"/>
+      </w:pPr>
+      <w:r>
+        <w:t>Partnered with product managers, QA engineers, and designers to break large epics into deliverable increments, review edge cases early, and mentor mid-level engineers on scalable React and API patterns.</w:t>
+      </w:r>
+    </w:p>
+    <w:p>
+      <w:pPr>
+        <w:pStyle w:val="NormalWeb"/>
+        <w:numPr>
+          <w:ilvl w:val="0"/>
+          <w:numId w:val="25"/>
+        </w:numPr>
+        <w:jc w:val="both"/>
+      </w:pPr>
+      <w:r>
+        <w:t xml:space="preserve">Improved operational visibility with </w:t>
+      </w:r>
+      <w:r>
+        <w:rPr>
+          <w:rStyle w:val="Strong"/>
+        </w:rPr>
+        <w:t>Sentry</w:t>
+      </w:r>
+      <w:r>
+        <w:t xml:space="preserve">, </w:t>
+      </w:r>
+      <w:proofErr w:type="spellStart"/>
+      <w:r>
+        <w:rPr>
+          <w:rStyle w:val="Strong"/>
+        </w:rPr>
+        <w:t>CloudWatch</w:t>
+      </w:r>
+      <w:proofErr w:type="spellEnd"/>
+      <w:r>
+        <w:t>, structured logs, and dashboard alerts, enabling faster investigation of authentication errors, slow database queries, and failed integration calls.</w:t>
       </w:r>
     </w:p>
     <w:p>
@@ -694,12 +1021,8 @@
           <w:szCs w:val="24"/>
         </w:rPr>
       </w:pPr>
-    </w:p>
-    <w:p>
-      <w:pPr>
-        <w:spacing w:before="100" w:beforeAutospacing="1" w:after="100" w:afterAutospacing="1" w:line="240" w:lineRule="auto"/>
-        <w:jc w:val="both"/>
-        <w:outlineLvl w:val="3"/>
+      <w:proofErr w:type="spellStart"/>
+      <w:r>
         <w:rPr>
           <w:rFonts w:ascii="Arial Black" w:eastAsia="Times New Roman" w:hAnsi="Arial Black" w:cs="Times New Roman"/>
           <w:b/>
@@ -707,8 +1030,9 @@
           <w:sz w:val="24"/>
           <w:szCs w:val="24"/>
         </w:rPr>
-      </w:pPr>
-      <w:proofErr w:type="spellStart"/>
+        <w:t>Hexaview</w:t>
+      </w:r>
+      <w:proofErr w:type="spellEnd"/>
       <w:r>
         <w:rPr>
           <w:rFonts w:ascii="Arial Black" w:eastAsia="Times New Roman" w:hAnsi="Arial Black" w:cs="Times New Roman"/>
@@ -717,11 +1041,317 @@
           <w:sz w:val="24"/>
           <w:szCs w:val="24"/>
         </w:rPr>
-        <w:lastRenderedPageBreak/>
-        <w:t>Hexaview</w:t>
+        <w:t xml:space="preserve"> Technologies Inc.</w:t>
+      </w:r>
+    </w:p>
+    <w:p>
+      <w:pPr>
+        <w:spacing w:after="0" w:line="240" w:lineRule="auto"/>
+        <w:jc w:val="both"/>
+        <w:rPr>
+          <w:rFonts w:ascii="Times New Roman" w:eastAsia="Times New Roman" w:hAnsi="Times New Roman" w:cs="Times New Roman"/>
+          <w:i/>
+          <w:iCs/>
+          <w:sz w:val="24"/>
+          <w:szCs w:val="24"/>
+        </w:rPr>
+      </w:pPr>
+      <w:r>
+        <w:rPr>
+          <w:rFonts w:ascii="Times New Roman" w:eastAsia="Times New Roman" w:hAnsi="Times New Roman" w:cs="Times New Roman"/>
+          <w:i/>
+          <w:iCs/>
+          <w:sz w:val="24"/>
+          <w:szCs w:val="24"/>
+        </w:rPr>
+        <w:t>Software Engineer</w:t>
+      </w:r>
+    </w:p>
+    <w:p>
+      <w:pPr>
+        <w:spacing w:after="0" w:line="240" w:lineRule="auto"/>
+        <w:jc w:val="both"/>
+        <w:rPr>
+          <w:rFonts w:ascii="Times New Roman" w:eastAsia="Times New Roman" w:hAnsi="Times New Roman" w:cs="Times New Roman"/>
+          <w:sz w:val="24"/>
+          <w:szCs w:val="24"/>
+        </w:rPr>
+      </w:pPr>
+      <w:r>
+        <w:rPr>
+          <w:rFonts w:ascii="Times New Roman" w:eastAsia="Times New Roman" w:hAnsi="Times New Roman" w:cs="Times New Roman"/>
+          <w:i/>
+          <w:iCs/>
+          <w:sz w:val="24"/>
+          <w:szCs w:val="24"/>
+        </w:rPr>
+        <w:t>New York, NY | Jul 2018 – Mar 2023</w:t>
+      </w:r>
+    </w:p>
+    <w:p>
+      <w:pPr>
+        <w:pStyle w:val="NormalWeb"/>
+        <w:numPr>
+          <w:ilvl w:val="0"/>
+          <w:numId w:val="26"/>
+        </w:numPr>
+        <w:jc w:val="both"/>
+      </w:pPr>
+      <w:r>
+        <w:t xml:space="preserve">Developed enterprise web applications using </w:t>
+      </w:r>
+      <w:proofErr w:type="gramStart"/>
+      <w:r>
+        <w:rPr>
+          <w:rStyle w:val="Strong"/>
+        </w:rPr>
+        <w:t>React</w:t>
+      </w:r>
+      <w:proofErr w:type="gramEnd"/>
+      <w:r>
+        <w:rPr>
+          <w:rStyle w:val="Strong"/>
+        </w:rPr>
+        <w:t xml:space="preserve"> 16–17</w:t>
+      </w:r>
+      <w:r>
+        <w:t xml:space="preserve">, </w:t>
+      </w:r>
+      <w:r>
+        <w:rPr>
+          <w:rStyle w:val="Strong"/>
+        </w:rPr>
+        <w:t>Node.js 12–16</w:t>
+      </w:r>
+      <w:r>
+        <w:t xml:space="preserve">, </w:t>
+      </w:r>
+      <w:r>
+        <w:rPr>
+          <w:rStyle w:val="Strong"/>
+        </w:rPr>
+        <w:t>Express.js</w:t>
+      </w:r>
+      <w:r>
+        <w:t xml:space="preserve">, </w:t>
+      </w:r>
+      <w:proofErr w:type="spellStart"/>
+      <w:r>
+        <w:rPr>
+          <w:rStyle w:val="Strong"/>
+        </w:rPr>
+        <w:t>TypeScript</w:t>
       </w:r>
       <w:proofErr w:type="spellEnd"/>
       <w:r>
+        <w:t xml:space="preserve">, and </w:t>
+      </w:r>
+      <w:r>
+        <w:rPr>
+          <w:rStyle w:val="Strong"/>
+        </w:rPr>
+        <w:t>MongoDB</w:t>
+      </w:r>
+      <w:r>
+        <w:t>, supporting financial, healthcare, and internal operations platforms with complex business workflows.</w:t>
+      </w:r>
+    </w:p>
+    <w:p>
+      <w:pPr>
+        <w:pStyle w:val="NormalWeb"/>
+        <w:numPr>
+          <w:ilvl w:val="0"/>
+          <w:numId w:val="26"/>
+        </w:numPr>
+        <w:jc w:val="both"/>
+      </w:pPr>
+      <w:r>
+        <w:t xml:space="preserve">Migrated older class-based React components into functional components with hooks, cleaner state handling, and shared UI libraries, improving development speed and reducing front-end defects by </w:t>
+      </w:r>
+      <w:r>
+        <w:rPr>
+          <w:rStyle w:val="Strong"/>
+        </w:rPr>
+        <w:t>31%</w:t>
+      </w:r>
+      <w:r>
+        <w:t>.</w:t>
+      </w:r>
+    </w:p>
+    <w:p>
+      <w:pPr>
+        <w:pStyle w:val="NormalWeb"/>
+        <w:numPr>
+          <w:ilvl w:val="0"/>
+          <w:numId w:val="26"/>
+        </w:numPr>
+        <w:jc w:val="both"/>
+      </w:pPr>
+      <w:r>
+        <w:t xml:space="preserve">Built REST and </w:t>
+      </w:r>
+      <w:proofErr w:type="spellStart"/>
+      <w:r>
+        <w:t>GraphQL</w:t>
+      </w:r>
+      <w:proofErr w:type="spellEnd"/>
+      <w:r>
+        <w:t xml:space="preserve"> API layers for reporting, document management, user preferences, payment workflows, and notification services, applying authentication, validation, pagination, and error handling consistently.</w:t>
+      </w:r>
+    </w:p>
+    <w:p>
+      <w:pPr>
+        <w:pStyle w:val="NormalWeb"/>
+        <w:numPr>
+          <w:ilvl w:val="0"/>
+          <w:numId w:val="26"/>
+        </w:numPr>
+        <w:jc w:val="both"/>
+      </w:pPr>
+      <w:r>
+        <w:t>Resolved production defects involving memory leaks in long-running Node.js workers, slow MongoDB aggregation queries, race conditions in status updates, and inconsistent file-upload retry behavior.</w:t>
+      </w:r>
+    </w:p>
+    <w:p>
+      <w:pPr>
+        <w:pStyle w:val="NormalWeb"/>
+        <w:numPr>
+          <w:ilvl w:val="0"/>
+          <w:numId w:val="26"/>
+        </w:numPr>
+        <w:jc w:val="both"/>
+      </w:pPr>
+      <w:r>
+        <w:t xml:space="preserve">Modernized several Node.js services from callback-heavy patterns to </w:t>
+      </w:r>
+      <w:proofErr w:type="spellStart"/>
+      <w:r>
+        <w:t>async</w:t>
+      </w:r>
+      <w:proofErr w:type="spellEnd"/>
+      <w:r>
+        <w:t>/</w:t>
+      </w:r>
+      <w:proofErr w:type="gramStart"/>
+      <w:r>
+        <w:t>await,</w:t>
+      </w:r>
+      <w:proofErr w:type="gramEnd"/>
+      <w:r>
+        <w:t xml:space="preserve"> centralized middleware, structured logging, and reusable database access utilities for easier maintenance.</w:t>
+      </w:r>
+    </w:p>
+    <w:p>
+      <w:pPr>
+        <w:pStyle w:val="NormalWeb"/>
+        <w:numPr>
+          <w:ilvl w:val="0"/>
+          <w:numId w:val="26"/>
+        </w:numPr>
+        <w:jc w:val="both"/>
+      </w:pPr>
+      <w:r>
+        <w:t xml:space="preserve">Implemented dashboard filtering, bulk-edit workflows, user activity timelines, and admin permission features using </w:t>
+      </w:r>
+      <w:r>
+        <w:rPr>
+          <w:rStyle w:val="Strong"/>
+        </w:rPr>
+        <w:t>React</w:t>
+      </w:r>
+      <w:r>
+        <w:t xml:space="preserve">, </w:t>
+      </w:r>
+      <w:r>
+        <w:rPr>
+          <w:rStyle w:val="Strong"/>
+        </w:rPr>
+        <w:t>Redux</w:t>
+      </w:r>
+      <w:r>
+        <w:t xml:space="preserve">, </w:t>
+      </w:r>
+      <w:r>
+        <w:rPr>
+          <w:rStyle w:val="Strong"/>
+        </w:rPr>
+        <w:t>Material UI</w:t>
+      </w:r>
+      <w:r>
+        <w:t>, and backend authorization rules.</w:t>
+      </w:r>
+    </w:p>
+    <w:p>
+      <w:pPr>
+        <w:pStyle w:val="NormalWeb"/>
+        <w:numPr>
+          <w:ilvl w:val="0"/>
+          <w:numId w:val="26"/>
+        </w:numPr>
+        <w:jc w:val="both"/>
+      </w:pPr>
+      <w:r>
+        <w:t xml:space="preserve">Improved deployment reliability by contributing to </w:t>
+      </w:r>
+      <w:r>
+        <w:rPr>
+          <w:rStyle w:val="Strong"/>
+        </w:rPr>
+        <w:t>Jenkins</w:t>
+      </w:r>
+      <w:r>
+        <w:t>, Docker-based builds, environment variable cleanup, automated smoke tests, and rollback documentation for staging and production releases.</w:t>
+      </w:r>
+    </w:p>
+    <w:p>
+      <w:pPr>
+        <w:pStyle w:val="NormalWeb"/>
+        <w:numPr>
+          <w:ilvl w:val="0"/>
+          <w:numId w:val="26"/>
+        </w:numPr>
+        <w:jc w:val="both"/>
+      </w:pPr>
+      <w:r>
+        <w:t xml:space="preserve">Collaborated with QA teams to expand </w:t>
+      </w:r>
+      <w:r>
+        <w:rPr>
+          <w:rStyle w:val="Strong"/>
+        </w:rPr>
+        <w:t>Jest</w:t>
+      </w:r>
+      <w:r>
+        <w:t xml:space="preserve">, </w:t>
+      </w:r>
+      <w:r>
+        <w:rPr>
+          <w:rStyle w:val="Strong"/>
+        </w:rPr>
+        <w:t>Cypress</w:t>
+      </w:r>
+      <w:r>
+        <w:t>, and API integration coverage around checkout flows, user management, reporting exports, and regression-prone legacy screens.</w:t>
+      </w:r>
+    </w:p>
+    <w:p>
+      <w:pPr>
+        <w:pStyle w:val="NormalWeb"/>
+        <w:numPr>
+          <w:ilvl w:val="0"/>
+          <w:numId w:val="26"/>
+        </w:numPr>
+        <w:jc w:val="both"/>
+      </w:pPr>
+      <w:r>
+        <w:t>Supported architecture discussions, code reviews, sprint planning, and production triage while mentoring junior engineers on React component design, REST API quality, and debugging practices.</w:t>
+      </w:r>
+    </w:p>
+    <w:p>
+      <w:pPr>
+        <w:spacing w:before="100" w:beforeAutospacing="1" w:after="100" w:afterAutospacing="1" w:line="240" w:lineRule="auto"/>
+        <w:jc w:val="both"/>
+        <w:outlineLvl w:val="3"/>
         <w:rPr>
           <w:rFonts w:ascii="Arial Black" w:eastAsia="Times New Roman" w:hAnsi="Arial Black" w:cs="Times New Roman"/>
           <w:b/>
@@ -729,7 +1359,28 @@
           <w:sz w:val="24"/>
           <w:szCs w:val="24"/>
         </w:rPr>
-        <w:t xml:space="preserve"> Technologies Inc.</w:t>
+      </w:pPr>
+      <w:proofErr w:type="spellStart"/>
+      <w:r>
+        <w:rPr>
+          <w:rFonts w:ascii="Arial Black" w:eastAsia="Times New Roman" w:hAnsi="Arial Black" w:cs="Times New Roman"/>
+          <w:b/>
+          <w:bCs/>
+          <w:sz w:val="24"/>
+          <w:szCs w:val="24"/>
+        </w:rPr>
+        <w:t>SimbirSoft</w:t>
+      </w:r>
+      <w:proofErr w:type="spellEnd"/>
+      <w:r>
+        <w:rPr>
+          <w:rFonts w:ascii="Arial Black" w:eastAsia="Times New Roman" w:hAnsi="Arial Black" w:cs="Times New Roman"/>
+          <w:b/>
+          <w:bCs/>
+          <w:sz w:val="24"/>
+          <w:szCs w:val="24"/>
+        </w:rPr>
+        <w:t xml:space="preserve"> Company</w:t>
       </w:r>
     </w:p>
     <w:p>
@@ -752,7 +1403,7 @@
           <w:sz w:val="24"/>
           <w:szCs w:val="24"/>
         </w:rPr>
-        <w:t>Software Engineer</w:t>
+        <w:t>Software Developer</w:t>
       </w:r>
     </w:p>
     <w:p>
@@ -773,7 +1424,7 @@
           <w:sz w:val="24"/>
           <w:szCs w:val="24"/>
         </w:rPr>
-        <w:t>New York, NY | Jul 2018 – Mar 2023</w:t>
+        <w:t>Boston, MA | Mar 2015 – Jun 2018</w:t>
       </w:r>
     </w:p>
     <w:p>
@@ -781,20 +1432,47 @@
         <w:pStyle w:val="NormalWeb"/>
         <w:numPr>
           <w:ilvl w:val="0"/>
-          <w:numId w:val="19"/>
+          <w:numId w:val="27"/>
         </w:numPr>
         <w:jc w:val="both"/>
       </w:pPr>
       <w:r>
-        <w:t xml:space="preserve">Designed and built modern web interfaces with React and </w:t>
-      </w:r>
-      <w:proofErr w:type="spellStart"/>
-      <w:r>
-        <w:t>TypeScript</w:t>
-      </w:r>
-      <w:proofErr w:type="spellEnd"/>
-      <w:r>
-        <w:t xml:space="preserve"> for enterprise finance tools, improving client engagement and reducing churn.</w:t>
+        <w:t xml:space="preserve">Built web application features across early </w:t>
+      </w:r>
+      <w:r>
+        <w:rPr>
+          <w:rStyle w:val="Strong"/>
+        </w:rPr>
+        <w:t>Node.js 6.x</w:t>
+      </w:r>
+      <w:r>
+        <w:t xml:space="preserve">, </w:t>
+      </w:r>
+      <w:r>
+        <w:rPr>
+          <w:rStyle w:val="Strong"/>
+        </w:rPr>
+        <w:t>Express.js</w:t>
+      </w:r>
+      <w:r>
+        <w:t xml:space="preserve">, jQuery, Backbone, and later </w:t>
+      </w:r>
+      <w:proofErr w:type="gramStart"/>
+      <w:r>
+        <w:rPr>
+          <w:rStyle w:val="Strong"/>
+        </w:rPr>
+        <w:t>React</w:t>
+      </w:r>
+      <w:proofErr w:type="gramEnd"/>
+      <w:r>
+        <w:rPr>
+          <w:rStyle w:val="Strong"/>
+        </w:rPr>
+        <w:t xml:space="preserve"> 15.x</w:t>
+      </w:r>
+      <w:r>
+        <w:t xml:space="preserve"> modules, supporting customer portals, internal dashboards, and operations tools.</w:t>
       </w:r>
     </w:p>
     <w:p>
@@ -802,28 +1480,22 @@
         <w:pStyle w:val="NormalWeb"/>
         <w:numPr>
           <w:ilvl w:val="0"/>
-          <w:numId w:val="19"/>
+          <w:numId w:val="27"/>
         </w:numPr>
         <w:jc w:val="both"/>
       </w:pPr>
       <w:r>
-        <w:t xml:space="preserve">Developed scalable REST APIs and </w:t>
-      </w:r>
-      <w:proofErr w:type="spellStart"/>
-      <w:r>
-        <w:t>microservices</w:t>
-      </w:r>
-      <w:proofErr w:type="spellEnd"/>
-      <w:r>
-        <w:t xml:space="preserve"> using Node.js and </w:t>
-      </w:r>
-      <w:proofErr w:type="spellStart"/>
-      <w:r>
-        <w:t>NestJS</w:t>
-      </w:r>
-      <w:proofErr w:type="spellEnd"/>
-      <w:r>
-        <w:t>, interfacing with PostgreSQL and MongoDB.</w:t>
+        <w:lastRenderedPageBreak/>
+        <w:t xml:space="preserve">Introduced newer React components into legacy front-end pages where full rewrites were not practical, improving user interaction quality and reducing repeated UI bugs by </w:t>
+      </w:r>
+      <w:r>
+        <w:rPr>
+          <w:rStyle w:val="Strong"/>
+        </w:rPr>
+        <w:t>24%</w:t>
+      </w:r>
+      <w:r>
+        <w:t>.</w:t>
       </w:r>
     </w:p>
     <w:p>
@@ -831,12 +1503,48 @@
         <w:pStyle w:val="NormalWeb"/>
         <w:numPr>
           <w:ilvl w:val="0"/>
-          <w:numId w:val="19"/>
+          <w:numId w:val="27"/>
         </w:numPr>
         <w:jc w:val="both"/>
       </w:pPr>
       <w:r>
-        <w:t>Led implementation of role-based authentication, access control, and JWT tokenization across services.</w:t>
+        <w:t xml:space="preserve">Created backend endpoints for user profiles, search screens, file metadata, approval workflows, and reporting tools using </w:t>
+      </w:r>
+      <w:r>
+        <w:rPr>
+          <w:rStyle w:val="Strong"/>
+        </w:rPr>
+        <w:t>Node.js</w:t>
+      </w:r>
+      <w:r>
+        <w:t xml:space="preserve">, </w:t>
+      </w:r>
+      <w:r>
+        <w:rPr>
+          <w:rStyle w:val="Strong"/>
+        </w:rPr>
+        <w:t>Express</w:t>
+      </w:r>
+      <w:r>
+        <w:t xml:space="preserve">, </w:t>
+      </w:r>
+      <w:r>
+        <w:rPr>
+          <w:rStyle w:val="Strong"/>
+        </w:rPr>
+        <w:t>MySQL</w:t>
+      </w:r>
+      <w:r>
+        <w:t xml:space="preserve">, and </w:t>
+      </w:r>
+      <w:r>
+        <w:rPr>
+          <w:rStyle w:val="Strong"/>
+        </w:rPr>
+        <w:t>MongoDB</w:t>
+      </w:r>
+      <w:r>
+        <w:t>.</w:t>
       </w:r>
     </w:p>
     <w:p>
@@ -844,12 +1552,12 @@
         <w:pStyle w:val="NormalWeb"/>
         <w:numPr>
           <w:ilvl w:val="0"/>
-          <w:numId w:val="19"/>
+          <w:numId w:val="27"/>
         </w:numPr>
         <w:jc w:val="both"/>
       </w:pPr>
       <w:r>
-        <w:t>Integrated Kafka-based event processing for real-time data sync across distributed systems.</w:t>
+        <w:t>Fixed recurring production issues involving broken form validation, inconsistent date formatting, session timeout errors, duplicate records, and slow search queries caused by missing database indexes.</w:t>
       </w:r>
     </w:p>
     <w:p>
@@ -857,12 +1565,20 @@
         <w:pStyle w:val="NormalWeb"/>
         <w:numPr>
           <w:ilvl w:val="0"/>
-          <w:numId w:val="19"/>
+          <w:numId w:val="27"/>
         </w:numPr>
         <w:jc w:val="both"/>
       </w:pPr>
       <w:r>
-        <w:t>Built E2E tests with Playwright and implemented CI pipelines for test automation.</w:t>
+        <w:t xml:space="preserve">Helped </w:t>
+      </w:r>
+      <w:proofErr w:type="gramStart"/>
+      <w:r>
+        <w:t>migrate</w:t>
+      </w:r>
+      <w:proofErr w:type="gramEnd"/>
+      <w:r>
+        <w:t xml:space="preserve"> selected JavaScript modules from scattered script files into organized application folders with shared utilities, clearer naming, and reusable API communication patterns.</w:t>
       </w:r>
     </w:p>
     <w:p>
@@ -870,12 +1586,12 @@
         <w:pStyle w:val="NormalWeb"/>
         <w:numPr>
           <w:ilvl w:val="0"/>
-          <w:numId w:val="19"/>
+          <w:numId w:val="27"/>
         </w:numPr>
         <w:jc w:val="both"/>
       </w:pPr>
       <w:r>
-        <w:t>Coordinated cross-team architecture reviews and created technical documentation for internal tools and libraries.</w:t>
+        <w:t>Implemented new features for admin dashboards, CSV exports, customer lookup, and activity logging while balancing older jQuery code with newer React-based interface sections.</w:t>
       </w:r>
     </w:p>
     <w:p>
@@ -883,12 +1599,12 @@
         <w:pStyle w:val="NormalWeb"/>
         <w:numPr>
           <w:ilvl w:val="0"/>
-          <w:numId w:val="19"/>
+          <w:numId w:val="27"/>
         </w:numPr>
         <w:jc w:val="both"/>
       </w:pPr>
       <w:r>
-        <w:t>Introduced AWS S3-based file handling and GCP Pub/Sub integrations for hybrid cloud strategies.</w:t>
+        <w:t>Improved application reliability by adding unit tests, manual regression checklists, clearer deployment notes, and better error messages for support teams troubleshooting user-reported issues.</w:t>
       </w:r>
     </w:p>
     <w:p>
@@ -896,12 +1612,12 @@
         <w:pStyle w:val="NormalWeb"/>
         <w:numPr>
           <w:ilvl w:val="0"/>
-          <w:numId w:val="19"/>
+          <w:numId w:val="27"/>
         </w:numPr>
         <w:jc w:val="both"/>
       </w:pPr>
       <w:r>
-        <w:t>Played a key role in migrating traditional hosting to AWS with Terraform-based infrastructure provisioning.</w:t>
+        <w:t>Worked closely with senior engineers during database schema updates, release planning, bug verification, and production hotfixes, building strong foundations in full-stack delivery.</w:t>
       </w:r>
     </w:p>
     <w:p>
@@ -917,7 +1633,6 @@
           <w:szCs w:val="24"/>
         </w:rPr>
       </w:pPr>
-      <w:proofErr w:type="spellStart"/>
       <w:r>
         <w:rPr>
           <w:rFonts w:ascii="Arial Black" w:eastAsia="Times New Roman" w:hAnsi="Arial Black" w:cs="Times New Roman"/>
@@ -926,18 +1641,7 @@
           <w:sz w:val="24"/>
           <w:szCs w:val="24"/>
         </w:rPr>
-        <w:t>SimbirSoft</w:t>
-      </w:r>
-      <w:proofErr w:type="spellEnd"/>
-      <w:r>
-        <w:rPr>
-          <w:rFonts w:ascii="Arial Black" w:eastAsia="Times New Roman" w:hAnsi="Arial Black" w:cs="Times New Roman"/>
-          <w:b/>
-          <w:bCs/>
-          <w:sz w:val="24"/>
-          <w:szCs w:val="24"/>
-        </w:rPr>
-        <w:t xml:space="preserve"> Company</w:t>
+        <w:t>Microsoft</w:t>
       </w:r>
     </w:p>
     <w:p>
@@ -960,7 +1664,7 @@
           <w:sz w:val="24"/>
           <w:szCs w:val="24"/>
         </w:rPr>
-        <w:t>Software Developer</w:t>
+        <w:t>Software Developer Intern</w:t>
       </w:r>
     </w:p>
     <w:p>
@@ -981,7 +1685,7 @@
           <w:sz w:val="24"/>
           <w:szCs w:val="24"/>
         </w:rPr>
-        <w:t>Boston, MA | Mar 2015 – Jun 2018</w:t>
+        <w:t>Cambridge, MA | Aug 2014 – Feb 2015</w:t>
       </w:r>
     </w:p>
     <w:p>
@@ -989,20 +1693,30 @@
         <w:pStyle w:val="NormalWeb"/>
         <w:numPr>
           <w:ilvl w:val="0"/>
-          <w:numId w:val="20"/>
+          <w:numId w:val="28"/>
         </w:numPr>
         <w:jc w:val="both"/>
       </w:pPr>
       <w:r>
-        <w:t xml:space="preserve">Delivered React and </w:t>
-      </w:r>
-      <w:proofErr w:type="spellStart"/>
-      <w:r>
-        <w:t>Vue</w:t>
-      </w:r>
-      <w:proofErr w:type="spellEnd"/>
-      <w:r>
-        <w:t>-based SPAs integrated with Node.js and Firebase to support rapid MVP development cycles.</w:t>
+        <w:t xml:space="preserve">Supported internal engineering tools using </w:t>
+      </w:r>
+      <w:r>
+        <w:rPr>
+          <w:rStyle w:val="Strong"/>
+        </w:rPr>
+        <w:t>JavaScript</w:t>
+      </w:r>
+      <w:r>
+        <w:t xml:space="preserve">, early </w:t>
+      </w:r>
+      <w:r>
+        <w:rPr>
+          <w:rStyle w:val="Strong"/>
+        </w:rPr>
+        <w:t>Node.js 0.10</w:t>
+      </w:r>
+      <w:r>
+        <w:t>, C#, ASP.NET MVC, and SQL Server, helping teams automate repetitive reporting and data-review workflows.</w:t>
       </w:r>
     </w:p>
     <w:p>
@@ -1010,20 +1724,12 @@
         <w:pStyle w:val="NormalWeb"/>
         <w:numPr>
           <w:ilvl w:val="0"/>
-          <w:numId w:val="20"/>
+          <w:numId w:val="28"/>
         </w:numPr>
         <w:jc w:val="both"/>
       </w:pPr>
       <w:r>
-        <w:t xml:space="preserve">Collaborated on </w:t>
-      </w:r>
-      <w:proofErr w:type="gramStart"/>
-      <w:r>
-        <w:t>greenfield</w:t>
-      </w:r>
-      <w:proofErr w:type="gramEnd"/>
-      <w:r>
-        <w:t xml:space="preserve"> product development with remote teams, owning full-stack modules.</w:t>
+        <w:t>Built small backend utilities for internal APIs, scheduled jobs, and data cleanup tasks, learning how production systems required validation, logging, permission checks, and predictable failure handling.</w:t>
       </w:r>
     </w:p>
     <w:p>
@@ -1031,28 +1737,12 @@
         <w:pStyle w:val="NormalWeb"/>
         <w:numPr>
           <w:ilvl w:val="0"/>
-          <w:numId w:val="20"/>
+          <w:numId w:val="28"/>
         </w:numPr>
         <w:jc w:val="both"/>
       </w:pPr>
       <w:r>
-        <w:t xml:space="preserve">Participated in backend API creation, integrating with NoSQL data stores like </w:t>
-      </w:r>
-      <w:proofErr w:type="spellStart"/>
-      <w:r>
-        <w:t>Firestore</w:t>
-      </w:r>
-      <w:proofErr w:type="spellEnd"/>
-      <w:r>
-        <w:t xml:space="preserve"> and </w:t>
-      </w:r>
-      <w:proofErr w:type="spellStart"/>
-      <w:r>
-        <w:t>Redis</w:t>
-      </w:r>
-      <w:proofErr w:type="spellEnd"/>
-      <w:r>
-        <w:t>.</w:t>
+        <w:t>Assisted with front-end fixes in internal dashboards by improving form behavior, table filtering, browser compatibility, and client-side validation for operations users.</w:t>
       </w:r>
     </w:p>
     <w:p>
@@ -1060,12 +1750,12 @@
         <w:pStyle w:val="NormalWeb"/>
         <w:numPr>
           <w:ilvl w:val="0"/>
-          <w:numId w:val="20"/>
+          <w:numId w:val="28"/>
         </w:numPr>
         <w:jc w:val="both"/>
       </w:pPr>
       <w:r>
-        <w:t>Championed code review and testing practices to improve product stability.</w:t>
+        <w:t>Investigated bugs involving inconsistent data refreshes, malformed API responses, null-value exceptions, and incorrect status labels by tracing logs and reproducing issues in test environments.</w:t>
       </w:r>
     </w:p>
     <w:p>
@@ -1073,12 +1763,12 @@
         <w:pStyle w:val="NormalWeb"/>
         <w:numPr>
           <w:ilvl w:val="0"/>
-          <w:numId w:val="20"/>
+          <w:numId w:val="28"/>
         </w:numPr>
         <w:jc w:val="both"/>
       </w:pPr>
       <w:r>
-        <w:t>Supported agile delivery cycles and co-led weekly demo sessions with stakeholders.</w:t>
+        <w:t>Created documentation for setup steps, known limitations, release notes, and troubleshooting guidance so future interns and engineers could support the tools more easily.</w:t>
       </w:r>
     </w:p>
     <w:p>
@@ -1086,20 +1776,12 @@
         <w:pStyle w:val="NormalWeb"/>
         <w:numPr>
           <w:ilvl w:val="0"/>
-          <w:numId w:val="20"/>
+          <w:numId w:val="28"/>
         </w:numPr>
         <w:jc w:val="both"/>
       </w:pPr>
       <w:r>
-        <w:t xml:space="preserve">Automated internal DevOps workflows using shell scripts and </w:t>
-      </w:r>
-      <w:proofErr w:type="spellStart"/>
-      <w:r>
-        <w:t>GitLab</w:t>
-      </w:r>
-      <w:proofErr w:type="spellEnd"/>
-      <w:r>
-        <w:t xml:space="preserve"> CI/CD.</w:t>
+        <w:t>Participated in code reviews, sprint ceremonies, and technical discussions with senior engineers, gaining practical exposure to enterprise software quality standards.</w:t>
       </w:r>
     </w:p>
     <w:p>
@@ -1107,218 +1789,13 @@
         <w:pStyle w:val="NormalWeb"/>
         <w:numPr>
           <w:ilvl w:val="0"/>
-          <w:numId w:val="20"/>
+          <w:numId w:val="28"/>
         </w:numPr>
         <w:jc w:val="both"/>
       </w:pPr>
       <w:r>
-        <w:t xml:space="preserve">Optimized frontend bundling using </w:t>
-      </w:r>
-      <w:proofErr w:type="spellStart"/>
-      <w:r>
-        <w:t>Webpack</w:t>
-      </w:r>
-      <w:proofErr w:type="spellEnd"/>
-      <w:r>
-        <w:t xml:space="preserve"> to improve load performance for low-bandwidth regions.</w:t>
-      </w:r>
-    </w:p>
-    <w:p>
-      <w:pPr>
-        <w:pStyle w:val="NormalWeb"/>
-        <w:numPr>
-          <w:ilvl w:val="0"/>
-          <w:numId w:val="20"/>
-        </w:numPr>
-        <w:jc w:val="both"/>
-      </w:pPr>
-      <w:r>
-        <w:t>Delivered user-centric features with a focus on accessibility and internationalization support.</w:t>
-      </w:r>
-    </w:p>
-    <w:p>
-      <w:pPr>
-        <w:spacing w:before="100" w:beforeAutospacing="1" w:after="100" w:afterAutospacing="1" w:line="240" w:lineRule="auto"/>
-        <w:jc w:val="both"/>
-        <w:outlineLvl w:val="3"/>
-        <w:rPr>
-          <w:rFonts w:ascii="Arial Black" w:eastAsia="Times New Roman" w:hAnsi="Arial Black" w:cs="Times New Roman"/>
-          <w:b/>
-          <w:bCs/>
-          <w:sz w:val="24"/>
-          <w:szCs w:val="24"/>
-        </w:rPr>
-      </w:pPr>
-      <w:r>
-        <w:rPr>
-          <w:rFonts w:ascii="Arial Black" w:eastAsia="Times New Roman" w:hAnsi="Arial Black" w:cs="Times New Roman"/>
-          <w:b/>
-          <w:bCs/>
-          <w:sz w:val="24"/>
-          <w:szCs w:val="24"/>
-        </w:rPr>
-        <w:t>Microsoft</w:t>
-      </w:r>
-    </w:p>
-    <w:p>
-      <w:pPr>
-        <w:spacing w:after="0" w:line="240" w:lineRule="auto"/>
-        <w:jc w:val="both"/>
-        <w:rPr>
-          <w:rFonts w:ascii="Times New Roman" w:eastAsia="Times New Roman" w:hAnsi="Times New Roman" w:cs="Times New Roman"/>
-          <w:i/>
-          <w:iCs/>
-          <w:sz w:val="24"/>
-          <w:szCs w:val="24"/>
-        </w:rPr>
-      </w:pPr>
-      <w:r>
-        <w:rPr>
-          <w:rFonts w:ascii="Times New Roman" w:eastAsia="Times New Roman" w:hAnsi="Times New Roman" w:cs="Times New Roman"/>
-          <w:i/>
-          <w:iCs/>
-          <w:sz w:val="24"/>
-          <w:szCs w:val="24"/>
-        </w:rPr>
-        <w:t>Software Developer Intern</w:t>
-      </w:r>
-    </w:p>
-    <w:p>
-      <w:pPr>
-        <w:spacing w:after="0" w:line="240" w:lineRule="auto"/>
-        <w:jc w:val="both"/>
-        <w:rPr>
-          <w:rFonts w:ascii="Times New Roman" w:eastAsia="Times New Roman" w:hAnsi="Times New Roman" w:cs="Times New Roman"/>
-          <w:sz w:val="24"/>
-          <w:szCs w:val="24"/>
-        </w:rPr>
-      </w:pPr>
-      <w:r>
-        <w:rPr>
-          <w:rFonts w:ascii="Times New Roman" w:eastAsia="Times New Roman" w:hAnsi="Times New Roman" w:cs="Times New Roman"/>
-          <w:i/>
-          <w:iCs/>
-          <w:sz w:val="24"/>
-          <w:szCs w:val="24"/>
-        </w:rPr>
-        <w:t>Cambridge, MA | Aug 2014 – Feb 2015</w:t>
-      </w:r>
-    </w:p>
-    <w:p>
-      <w:pPr>
-        <w:pStyle w:val="NormalWeb"/>
-        <w:numPr>
-          <w:ilvl w:val="0"/>
-          <w:numId w:val="21"/>
-        </w:numPr>
-        <w:jc w:val="both"/>
-      </w:pPr>
-      <w:r>
-        <w:t>Contributed to web tooling enhancements within Visual Studio Team Services, focusing on UI responsiveness.</w:t>
-      </w:r>
-    </w:p>
-    <w:p>
-      <w:pPr>
-        <w:pStyle w:val="NormalWeb"/>
-        <w:numPr>
-          <w:ilvl w:val="0"/>
-          <w:numId w:val="21"/>
-        </w:numPr>
-        <w:jc w:val="both"/>
-      </w:pPr>
-      <w:r>
-        <w:t>Collaborated with UX designers to implement dynamic UI components in React and Backbone.</w:t>
-      </w:r>
-    </w:p>
-    <w:p>
-      <w:pPr>
-        <w:pStyle w:val="NormalWeb"/>
-        <w:numPr>
-          <w:ilvl w:val="0"/>
-          <w:numId w:val="21"/>
-        </w:numPr>
-        <w:jc w:val="both"/>
-      </w:pPr>
-      <w:r>
-        <w:t>Created internal libraries to standardize form validation across web modules.</w:t>
-      </w:r>
-    </w:p>
-    <w:p>
-      <w:pPr>
-        <w:pStyle w:val="NormalWeb"/>
-        <w:numPr>
-          <w:ilvl w:val="0"/>
-          <w:numId w:val="21"/>
-        </w:numPr>
-        <w:jc w:val="both"/>
-      </w:pPr>
-      <w:r>
-        <w:t>Wrote automated UI tests with Selenium for regression scenarios.</w:t>
-      </w:r>
-    </w:p>
-    <w:p>
-      <w:pPr>
-        <w:pStyle w:val="NormalWeb"/>
-        <w:numPr>
-          <w:ilvl w:val="0"/>
-          <w:numId w:val="21"/>
-        </w:numPr>
-        <w:jc w:val="both"/>
-      </w:pPr>
-      <w:r>
-        <w:t>Participated in standups and product planning meetings in a cross-functional agile team.</w:t>
-      </w:r>
-    </w:p>
-    <w:p>
-      <w:pPr>
-        <w:pStyle w:val="NormalWeb"/>
-        <w:numPr>
-          <w:ilvl w:val="0"/>
-          <w:numId w:val="21"/>
-        </w:numPr>
-        <w:jc w:val="both"/>
-      </w:pPr>
-      <w:r>
-        <w:t>Supported migration of internal REST APIs to early .NET Core services.</w:t>
-      </w:r>
-    </w:p>
-    <w:p>
-      <w:pPr>
-        <w:pStyle w:val="NormalWeb"/>
-        <w:numPr>
-          <w:ilvl w:val="0"/>
-          <w:numId w:val="21"/>
-        </w:numPr>
-        <w:jc w:val="both"/>
-      </w:pPr>
-      <w:r>
-        <w:t>Optimized existing components to be WCAG 2.0 compliant.</w:t>
-      </w:r>
-    </w:p>
-    <w:p>
-      <w:pPr>
-        <w:pStyle w:val="NormalWeb"/>
-        <w:numPr>
-          <w:ilvl w:val="0"/>
-          <w:numId w:val="21"/>
-        </w:numPr>
-        <w:jc w:val="both"/>
-      </w:pPr>
-      <w:r>
-        <w:t>Received early career mentorship from senior engineers across frontend and DevOps tracks.</w:t>
-      </w:r>
-    </w:p>
-    <w:p>
-      <w:pPr>
-        <w:pStyle w:val="NormalWeb"/>
-        <w:jc w:val="both"/>
-      </w:pPr>
-    </w:p>
-    <w:p>
-      <w:pPr>
-        <w:pStyle w:val="NormalWeb"/>
-        <w:jc w:val="both"/>
-      </w:pPr>
+        <w:t>Delivered internship features with careful testing, peer feedback, and incremental commits, building a strong base in maintainable full-stack engineering practices.</w:t>
+      </w:r>
     </w:p>
     <w:p>
       <w:pPr>
@@ -1344,331 +1821,182 @@
           <w:sz w:val="27"/>
           <w:szCs w:val="27"/>
         </w:rPr>
-        <w:lastRenderedPageBreak/>
         <w:t>Projects</w:t>
       </w:r>
     </w:p>
     <w:p>
       <w:pPr>
-        <w:pStyle w:val="ListParagraph"/>
+        <w:pStyle w:val="NormalWeb"/>
         <w:numPr>
           <w:ilvl w:val="0"/>
-          <w:numId w:val="22"/>
+          <w:numId w:val="29"/>
         </w:numPr>
-        <w:spacing w:before="100" w:beforeAutospacing="1" w:after="100" w:afterAutospacing="1" w:line="240" w:lineRule="auto"/>
         <w:jc w:val="both"/>
         <w:rPr>
-          <w:rFonts w:ascii="Times New Roman" w:eastAsia="Times New Roman" w:hAnsi="Times New Roman" w:cs="Times New Roman"/>
-          <w:sz w:val="24"/>
-          <w:szCs w:val="24"/>
-        </w:rPr>
-      </w:pPr>
-      <w:r>
-        <w:rPr>
-          <w:rFonts w:ascii="Times New Roman" w:eastAsia="Times New Roman" w:hAnsi="Times New Roman" w:cs="Times New Roman"/>
-          <w:b/>
-          <w:bCs/>
-          <w:sz w:val="24"/>
-          <w:szCs w:val="24"/>
-        </w:rPr>
-        <w:t>Decentralized GPU Management Portal (2024)</w:t>
-      </w:r>
-    </w:p>
-    <w:p>
-      <w:pPr>
-        <w:pStyle w:val="ListParagraph"/>
-        <w:spacing w:before="100" w:beforeAutospacing="1" w:after="100" w:afterAutospacing="1" w:line="240" w:lineRule="auto"/>
+          <w:rStyle w:val="Strong"/>
+          <w:b w:val="0"/>
+          <w:bCs w:val="0"/>
+        </w:rPr>
+      </w:pPr>
+      <w:r>
+        <w:rPr>
+          <w:rStyle w:val="Strong"/>
+        </w:rPr>
+        <w:t>Enterprise Workflow Modernization Platform</w:t>
+      </w:r>
+    </w:p>
+    <w:p>
+      <w:pPr>
+        <w:pStyle w:val="NormalWeb"/>
+        <w:ind w:left="360"/>
         <w:jc w:val="both"/>
-        <w:rPr>
-          <w:rFonts w:ascii="Times New Roman" w:eastAsia="Times New Roman" w:hAnsi="Times New Roman" w:cs="Times New Roman"/>
-          <w:sz w:val="24"/>
-          <w:szCs w:val="24"/>
-        </w:rPr>
-      </w:pPr>
-      <w:proofErr w:type="gramStart"/>
-      <w:r>
-        <w:rPr>
-          <w:rFonts w:ascii="Times New Roman" w:eastAsia="Times New Roman" w:hAnsi="Times New Roman" w:cs="Times New Roman"/>
-          <w:sz w:val="24"/>
-          <w:szCs w:val="24"/>
-        </w:rPr>
-        <w:t xml:space="preserve">Built a web-based admin interface using React and </w:t>
+      </w:pPr>
+      <w:r>
+        <w:t xml:space="preserve">Designed a modernization project that moved legacy dashboard workflows into </w:t>
+      </w:r>
+      <w:r>
+        <w:rPr>
+          <w:rStyle w:val="Strong"/>
+        </w:rPr>
+        <w:t>React 18</w:t>
+      </w:r>
+      <w:r>
+        <w:t xml:space="preserve">, </w:t>
       </w:r>
       <w:proofErr w:type="spellStart"/>
       <w:r>
         <w:rPr>
-          <w:rFonts w:ascii="Times New Roman" w:eastAsia="Times New Roman" w:hAnsi="Times New Roman" w:cs="Times New Roman"/>
-          <w:sz w:val="24"/>
-          <w:szCs w:val="24"/>
+          <w:rStyle w:val="Strong"/>
         </w:rPr>
         <w:t>TypeScript</w:t>
       </w:r>
       <w:proofErr w:type="spellEnd"/>
       <w:r>
-        <w:rPr>
-          <w:rFonts w:ascii="Times New Roman" w:eastAsia="Times New Roman" w:hAnsi="Times New Roman" w:cs="Times New Roman"/>
-          <w:sz w:val="24"/>
-          <w:szCs w:val="24"/>
-        </w:rPr>
-        <w:t xml:space="preserve"> that allowed </w:t>
-      </w:r>
-      <w:proofErr w:type="spellStart"/>
-      <w:r>
-        <w:rPr>
-          <w:rFonts w:ascii="Times New Roman" w:eastAsia="Times New Roman" w:hAnsi="Times New Roman" w:cs="Times New Roman"/>
-          <w:sz w:val="24"/>
-          <w:szCs w:val="24"/>
-        </w:rPr>
-        <w:t>NodeShift</w:t>
-      </w:r>
-      <w:proofErr w:type="spellEnd"/>
-      <w:r>
-        <w:rPr>
-          <w:rFonts w:ascii="Times New Roman" w:eastAsia="Times New Roman" w:hAnsi="Times New Roman" w:cs="Times New Roman"/>
-          <w:sz w:val="24"/>
-          <w:szCs w:val="24"/>
-        </w:rPr>
-        <w:t xml:space="preserve"> partners to manage GPU usage, billing, and scaling policies across decentralized compute nodes.</w:t>
-      </w:r>
-      <w:proofErr w:type="gramEnd"/>
-      <w:r>
-        <w:rPr>
-          <w:rFonts w:ascii="Times New Roman" w:eastAsia="Times New Roman" w:hAnsi="Times New Roman" w:cs="Times New Roman"/>
-          <w:sz w:val="24"/>
-          <w:szCs w:val="24"/>
-        </w:rPr>
-        <w:t xml:space="preserve"> Integrated with Node.js </w:t>
-      </w:r>
-      <w:proofErr w:type="spellStart"/>
-      <w:r>
-        <w:rPr>
-          <w:rFonts w:ascii="Times New Roman" w:eastAsia="Times New Roman" w:hAnsi="Times New Roman" w:cs="Times New Roman"/>
-          <w:sz w:val="24"/>
-          <w:szCs w:val="24"/>
-        </w:rPr>
-        <w:t>microservices</w:t>
-      </w:r>
-      <w:proofErr w:type="spellEnd"/>
-      <w:r>
-        <w:rPr>
-          <w:rFonts w:ascii="Times New Roman" w:eastAsia="Times New Roman" w:hAnsi="Times New Roman" w:cs="Times New Roman"/>
-          <w:sz w:val="24"/>
-          <w:szCs w:val="24"/>
-        </w:rPr>
-        <w:t xml:space="preserve"> and deployed via GCP Cloud Run.</w:t>
-      </w:r>
-    </w:p>
-    <w:p>
-      <w:pPr>
-        <w:pStyle w:val="ListParagraph"/>
+        <w:t xml:space="preserve">, </w:t>
+      </w:r>
+      <w:r>
+        <w:rPr>
+          <w:rStyle w:val="Strong"/>
+        </w:rPr>
+        <w:t>Node.js</w:t>
+      </w:r>
+      <w:r>
+        <w:t xml:space="preserve">, </w:t>
+      </w:r>
+      <w:r>
+        <w:rPr>
+          <w:rStyle w:val="Strong"/>
+        </w:rPr>
+        <w:t>Express</w:t>
+      </w:r>
+      <w:r>
+        <w:t xml:space="preserve">, and </w:t>
+      </w:r>
+      <w:r>
+        <w:rPr>
+          <w:rStyle w:val="Strong"/>
+        </w:rPr>
+        <w:t>PostgreSQL</w:t>
+      </w:r>
+      <w:r>
+        <w:t>, adding reusable UI components, structured API contracts, role-based access, audit logging, and deployment checks that made future feature development faster and safer.</w:t>
+      </w:r>
+    </w:p>
+    <w:p>
+      <w:pPr>
+        <w:pStyle w:val="NormalWeb"/>
         <w:numPr>
           <w:ilvl w:val="0"/>
-          <w:numId w:val="22"/>
+          <w:numId w:val="29"/>
         </w:numPr>
-        <w:spacing w:before="100" w:beforeAutospacing="1" w:after="100" w:afterAutospacing="1" w:line="240" w:lineRule="auto"/>
         <w:jc w:val="both"/>
         <w:rPr>
-          <w:rFonts w:ascii="Times New Roman" w:eastAsia="Times New Roman" w:hAnsi="Times New Roman" w:cs="Times New Roman"/>
-          <w:sz w:val="24"/>
-          <w:szCs w:val="24"/>
-        </w:rPr>
-      </w:pPr>
-      <w:r>
-        <w:rPr>
-          <w:rFonts w:ascii="Times New Roman" w:eastAsia="Times New Roman" w:hAnsi="Times New Roman" w:cs="Times New Roman"/>
-          <w:b/>
-          <w:bCs/>
-          <w:sz w:val="24"/>
-          <w:szCs w:val="24"/>
-        </w:rPr>
-        <w:t>Event-Driven Wealth Management System (</w:t>
+          <w:rStyle w:val="Strong"/>
+          <w:b w:val="0"/>
+          <w:bCs w:val="0"/>
+        </w:rPr>
+      </w:pPr>
+      <w:r>
+        <w:rPr>
+          <w:rStyle w:val="Strong"/>
+        </w:rPr>
+        <w:t>Real-Time Operations Reporting System</w:t>
+      </w:r>
+    </w:p>
+    <w:p>
+      <w:pPr>
+        <w:pStyle w:val="NormalWeb"/>
+        <w:ind w:left="360"/>
+        <w:jc w:val="both"/>
+      </w:pPr>
+      <w:r>
+        <w:t xml:space="preserve">Built a reporting and notification platform using </w:t>
+      </w:r>
+      <w:r>
+        <w:rPr>
+          <w:rStyle w:val="Strong"/>
+        </w:rPr>
+        <w:t>React</w:t>
+      </w:r>
+      <w:r>
+        <w:t xml:space="preserve">, </w:t>
+      </w:r>
+      <w:r>
+        <w:rPr>
+          <w:rStyle w:val="Strong"/>
+        </w:rPr>
+        <w:t>Node.js</w:t>
+      </w:r>
+      <w:r>
+        <w:t xml:space="preserve">, </w:t>
       </w:r>
       <w:proofErr w:type="spellStart"/>
       <w:r>
         <w:rPr>
-          <w:rFonts w:ascii="Times New Roman" w:eastAsia="Times New Roman" w:hAnsi="Times New Roman" w:cs="Times New Roman"/>
-          <w:b/>
-          <w:bCs/>
-          <w:sz w:val="24"/>
-          <w:szCs w:val="24"/>
-        </w:rPr>
-        <w:t>Hexaview</w:t>
+          <w:rStyle w:val="Strong"/>
+        </w:rPr>
+        <w:t>Redis</w:t>
       </w:r>
       <w:proofErr w:type="spellEnd"/>
       <w:r>
-        <w:rPr>
-          <w:rFonts w:ascii="Times New Roman" w:eastAsia="Times New Roman" w:hAnsi="Times New Roman" w:cs="Times New Roman"/>
-          <w:b/>
-          <w:bCs/>
-          <w:sz w:val="24"/>
-          <w:szCs w:val="24"/>
-        </w:rPr>
-        <w:t>, 2021)</w:t>
-      </w:r>
-    </w:p>
-    <w:p>
-      <w:pPr>
-        <w:pStyle w:val="ListParagraph"/>
-        <w:spacing w:before="100" w:beforeAutospacing="1" w:after="100" w:afterAutospacing="1" w:line="240" w:lineRule="auto"/>
+        <w:t xml:space="preserve">, </w:t>
+      </w:r>
+      <w:proofErr w:type="spellStart"/>
+      <w:r>
+        <w:rPr>
+          <w:rStyle w:val="Strong"/>
+        </w:rPr>
+        <w:t>WebSockets</w:t>
+      </w:r>
+      <w:proofErr w:type="spellEnd"/>
+      <w:r>
+        <w:t xml:space="preserve">, </w:t>
+      </w:r>
+      <w:r>
+        <w:rPr>
+          <w:rStyle w:val="Strong"/>
+        </w:rPr>
+        <w:t>AWS S3</w:t>
+      </w:r>
+      <w:r>
+        <w:t xml:space="preserve">, and </w:t>
+      </w:r>
+      <w:r>
+        <w:rPr>
+          <w:rStyle w:val="Strong"/>
+        </w:rPr>
+        <w:t>PostgreSQL</w:t>
+      </w:r>
+      <w:r>
+        <w:t>, supporting live status updates, export processing, background jobs, searchable activity history, and production monitoring for business operations teams.</w:t>
+      </w:r>
+    </w:p>
+    <w:p>
+      <w:pPr>
+        <w:pStyle w:val="NormalWeb"/>
+        <w:ind w:left="360"/>
         <w:jc w:val="both"/>
-        <w:rPr>
-          <w:rFonts w:ascii="Times New Roman" w:eastAsia="Times New Roman" w:hAnsi="Times New Roman" w:cs="Times New Roman"/>
-          <w:sz w:val="24"/>
-          <w:szCs w:val="24"/>
-        </w:rPr>
-      </w:pPr>
-      <w:proofErr w:type="gramStart"/>
-      <w:r>
-        <w:rPr>
-          <w:rFonts w:ascii="Times New Roman" w:eastAsia="Times New Roman" w:hAnsi="Times New Roman" w:cs="Times New Roman"/>
-          <w:sz w:val="24"/>
-          <w:szCs w:val="24"/>
-        </w:rPr>
-        <w:t>Led backend design of a Kafka-based portfolio alerting system that processed 5M+ events daily.</w:t>
-      </w:r>
-      <w:proofErr w:type="gramEnd"/>
-      <w:r>
-        <w:rPr>
-          <w:rFonts w:ascii="Times New Roman" w:eastAsia="Times New Roman" w:hAnsi="Times New Roman" w:cs="Times New Roman"/>
-          <w:sz w:val="24"/>
-          <w:szCs w:val="24"/>
-        </w:rPr>
-        <w:t xml:space="preserve"> </w:t>
-      </w:r>
-      <w:proofErr w:type="gramStart"/>
-      <w:r>
-        <w:rPr>
-          <w:rFonts w:ascii="Times New Roman" w:eastAsia="Times New Roman" w:hAnsi="Times New Roman" w:cs="Times New Roman"/>
-          <w:sz w:val="24"/>
-          <w:szCs w:val="24"/>
-        </w:rPr>
-        <w:t>Implemented rules engine for proactive client engagement and risk management.</w:t>
-      </w:r>
-      <w:proofErr w:type="gramEnd"/>
-    </w:p>
-    <w:p>
-      <w:pPr>
-        <w:pStyle w:val="ListParagraph"/>
-        <w:numPr>
-          <w:ilvl w:val="0"/>
-          <w:numId w:val="22"/>
-        </w:numPr>
-        <w:spacing w:before="100" w:beforeAutospacing="1" w:after="100" w:afterAutospacing="1" w:line="240" w:lineRule="auto"/>
-        <w:jc w:val="both"/>
-        <w:rPr>
-          <w:rFonts w:ascii="Times New Roman" w:eastAsia="Times New Roman" w:hAnsi="Times New Roman" w:cs="Times New Roman"/>
-          <w:sz w:val="24"/>
-          <w:szCs w:val="24"/>
-        </w:rPr>
-      </w:pPr>
-      <w:r>
-        <w:rPr>
-          <w:rFonts w:ascii="Times New Roman" w:eastAsia="Times New Roman" w:hAnsi="Times New Roman" w:cs="Times New Roman"/>
-          <w:b/>
-          <w:bCs/>
-          <w:sz w:val="24"/>
-          <w:szCs w:val="24"/>
-        </w:rPr>
-        <w:t>Real-Time Collaborative Dashboard (</w:t>
-      </w:r>
-      <w:proofErr w:type="spellStart"/>
-      <w:r>
-        <w:rPr>
-          <w:rFonts w:ascii="Times New Roman" w:eastAsia="Times New Roman" w:hAnsi="Times New Roman" w:cs="Times New Roman"/>
-          <w:b/>
-          <w:bCs/>
-          <w:sz w:val="24"/>
-          <w:szCs w:val="24"/>
-        </w:rPr>
-        <w:t>SumatoSoft</w:t>
-      </w:r>
-      <w:proofErr w:type="spellEnd"/>
-      <w:r>
-        <w:rPr>
-          <w:rFonts w:ascii="Times New Roman" w:eastAsia="Times New Roman" w:hAnsi="Times New Roman" w:cs="Times New Roman"/>
-          <w:b/>
-          <w:bCs/>
-          <w:sz w:val="24"/>
-          <w:szCs w:val="24"/>
-        </w:rPr>
-        <w:t>, 2023)</w:t>
-      </w:r>
-    </w:p>
-    <w:p>
-      <w:pPr>
-        <w:pStyle w:val="ListParagraph"/>
-        <w:spacing w:before="100" w:beforeAutospacing="1" w:after="100" w:afterAutospacing="1" w:line="240" w:lineRule="auto"/>
-        <w:jc w:val="both"/>
-        <w:rPr>
-          <w:rFonts w:ascii="Times New Roman" w:eastAsia="Times New Roman" w:hAnsi="Times New Roman" w:cs="Times New Roman"/>
-          <w:sz w:val="24"/>
-          <w:szCs w:val="24"/>
-        </w:rPr>
-      </w:pPr>
-      <w:proofErr w:type="gramStart"/>
-      <w:r>
-        <w:rPr>
-          <w:rFonts w:ascii="Times New Roman" w:eastAsia="Times New Roman" w:hAnsi="Times New Roman" w:cs="Times New Roman"/>
-          <w:sz w:val="24"/>
-          <w:szCs w:val="24"/>
-        </w:rPr>
-        <w:t xml:space="preserve">Developed collaborative React dashboard with live updates via </w:t>
-      </w:r>
-      <w:proofErr w:type="spellStart"/>
-      <w:r>
-        <w:rPr>
-          <w:rFonts w:ascii="Times New Roman" w:eastAsia="Times New Roman" w:hAnsi="Times New Roman" w:cs="Times New Roman"/>
-          <w:sz w:val="24"/>
-          <w:szCs w:val="24"/>
-        </w:rPr>
-        <w:t>WebSockets</w:t>
-      </w:r>
-      <w:proofErr w:type="spellEnd"/>
-      <w:r>
-        <w:rPr>
-          <w:rFonts w:ascii="Times New Roman" w:eastAsia="Times New Roman" w:hAnsi="Times New Roman" w:cs="Times New Roman"/>
-          <w:sz w:val="24"/>
-          <w:szCs w:val="24"/>
-        </w:rPr>
-        <w:t xml:space="preserve"> for a logistics SaaS.</w:t>
-      </w:r>
-      <w:proofErr w:type="gramEnd"/>
-      <w:r>
-        <w:rPr>
-          <w:rFonts w:ascii="Times New Roman" w:eastAsia="Times New Roman" w:hAnsi="Times New Roman" w:cs="Times New Roman"/>
-          <w:sz w:val="24"/>
-          <w:szCs w:val="24"/>
-        </w:rPr>
-        <w:t xml:space="preserve"> </w:t>
-      </w:r>
-      <w:proofErr w:type="gramStart"/>
-      <w:r>
-        <w:rPr>
-          <w:rFonts w:ascii="Times New Roman" w:eastAsia="Times New Roman" w:hAnsi="Times New Roman" w:cs="Times New Roman"/>
-          <w:sz w:val="24"/>
-          <w:szCs w:val="24"/>
-        </w:rPr>
-        <w:t xml:space="preserve">Integrated with AWS API Gateway and Lambda for </w:t>
-      </w:r>
-      <w:proofErr w:type="spellStart"/>
-      <w:r>
-        <w:rPr>
-          <w:rFonts w:ascii="Times New Roman" w:eastAsia="Times New Roman" w:hAnsi="Times New Roman" w:cs="Times New Roman"/>
-          <w:sz w:val="24"/>
-          <w:szCs w:val="24"/>
-        </w:rPr>
-        <w:t>serverless</w:t>
-      </w:r>
-      <w:proofErr w:type="spellEnd"/>
-      <w:r>
-        <w:rPr>
-          <w:rFonts w:ascii="Times New Roman" w:eastAsia="Times New Roman" w:hAnsi="Times New Roman" w:cs="Times New Roman"/>
-          <w:sz w:val="24"/>
-          <w:szCs w:val="24"/>
-        </w:rPr>
-        <w:t xml:space="preserve"> scalability.</w:t>
-      </w:r>
-      <w:proofErr w:type="gramEnd"/>
+      </w:pPr>
     </w:p>
     <w:p>
       <w:pPr>
@@ -1694,6 +2022,7 @@
           <w:sz w:val="27"/>
           <w:szCs w:val="27"/>
         </w:rPr>
+        <w:lastRenderedPageBreak/>
         <w:t>Certifications</w:t>
       </w:r>
     </w:p>
@@ -1702,12 +2031,14 @@
         <w:pStyle w:val="NormalWeb"/>
         <w:numPr>
           <w:ilvl w:val="0"/>
-          <w:numId w:val="24"/>
+          <w:numId w:val="30"/>
         </w:numPr>
-        <w:jc w:val="both"/>
-      </w:pPr>
-      <w:r>
-        <w:t>AWS Certified Solutions Architect – Associate (2023)</w:t>
+      </w:pPr>
+      <w:r>
+        <w:rPr>
+          <w:rStyle w:val="Strong"/>
+        </w:rPr>
+        <w:t>AWS Certified Developer – Associate</w:t>
       </w:r>
     </w:p>
     <w:p>
@@ -1715,12 +2046,14 @@
         <w:pStyle w:val="NormalWeb"/>
         <w:numPr>
           <w:ilvl w:val="0"/>
-          <w:numId w:val="24"/>
+          <w:numId w:val="30"/>
         </w:numPr>
-        <w:jc w:val="both"/>
-      </w:pPr>
-      <w:r>
-        <w:t>Google Cloud Associate Cloud Engineer (2024)</w:t>
+      </w:pPr>
+      <w:r>
+        <w:rPr>
+          <w:rStyle w:val="Strong"/>
+        </w:rPr>
+        <w:t>AWS Certified Solutions Architect – Associate</w:t>
       </w:r>
     </w:p>
     <w:p>
@@ -1728,12 +2061,14 @@
         <w:pStyle w:val="NormalWeb"/>
         <w:numPr>
           <w:ilvl w:val="0"/>
-          <w:numId w:val="24"/>
+          <w:numId w:val="30"/>
         </w:numPr>
-        <w:jc w:val="both"/>
-      </w:pPr>
-      <w:r>
-        <w:t>MongoDB Developer Certification (2023)</w:t>
+      </w:pPr>
+      <w:r>
+        <w:rPr>
+          <w:rStyle w:val="Strong"/>
+        </w:rPr>
+        <w:t>MongoDB Developer Certification</w:t>
       </w:r>
     </w:p>
     <w:p>
@@ -1741,13 +2076,38 @@
         <w:pStyle w:val="NormalWeb"/>
         <w:numPr>
           <w:ilvl w:val="0"/>
-          <w:numId w:val="24"/>
+          <w:numId w:val="30"/>
         </w:numPr>
-        <w:jc w:val="both"/>
-      </w:pPr>
-      <w:r>
-        <w:t>React Advanced Patterns (Frontend Masters, 2024)</w:t>
-      </w:r>
+      </w:pPr>
+      <w:r>
+        <w:rPr>
+          <w:rStyle w:val="Strong"/>
+        </w:rPr>
+        <w:t>Meta Front-End Developer Professional Certificate</w:t>
+      </w:r>
+    </w:p>
+    <w:p>
+      <w:pPr>
+        <w:pStyle w:val="NormalWeb"/>
+        <w:numPr>
+          <w:ilvl w:val="0"/>
+          <w:numId w:val="30"/>
+        </w:numPr>
+      </w:pPr>
+      <w:r>
+        <w:rPr>
+          <w:rStyle w:val="Strong"/>
+        </w:rPr>
+        <w:t xml:space="preserve">Scrum Alliance Certified </w:t>
+      </w:r>
+      <w:proofErr w:type="spellStart"/>
+      <w:r>
+        <w:rPr>
+          <w:rStyle w:val="Strong"/>
+        </w:rPr>
+        <w:t>ScrumMaster</w:t>
+      </w:r>
+      <w:proofErr w:type="spellEnd"/>
     </w:p>
     <w:p>
       <w:pPr>
@@ -2031,6 +2391,119 @@
     </w:lvl>
   </w:abstractNum>
   <w:abstractNum w:abstractNumId="1">
+    <w:nsid w:val="04E6237B"/>
+    <w:multiLevelType w:val="hybridMultilevel"/>
+    <w:tmpl w:val="9ED4D5B8"/>
+    <w:lvl w:ilvl="0" w:tplc="04090001">
+      <w:start w:val="1"/>
+      <w:numFmt w:val="bullet"/>
+      <w:lvlText w:val=""/>
+      <w:lvlJc w:val="left"/>
+      <w:pPr>
+        <w:ind w:left="360" w:hanging="360"/>
+      </w:pPr>
+      <w:rPr>
+        <w:rFonts w:ascii="Symbol" w:hAnsi="Symbol" w:hint="default"/>
+      </w:rPr>
+    </w:lvl>
+    <w:lvl w:ilvl="1" w:tplc="04090003" w:tentative="1">
+      <w:start w:val="1"/>
+      <w:numFmt w:val="bullet"/>
+      <w:lvlText w:val="o"/>
+      <w:lvlJc w:val="left"/>
+      <w:pPr>
+        <w:ind w:left="1080" w:hanging="360"/>
+      </w:pPr>
+      <w:rPr>
+        <w:rFonts w:ascii="Courier New" w:hAnsi="Courier New" w:cs="Courier New" w:hint="default"/>
+      </w:rPr>
+    </w:lvl>
+    <w:lvl w:ilvl="2" w:tplc="04090005" w:tentative="1">
+      <w:start w:val="1"/>
+      <w:numFmt w:val="bullet"/>
+      <w:lvlText w:val=""/>
+      <w:lvlJc w:val="left"/>
+      <w:pPr>
+        <w:ind w:left="1800" w:hanging="360"/>
+      </w:pPr>
+      <w:rPr>
+        <w:rFonts w:ascii="Wingdings" w:hAnsi="Wingdings" w:hint="default"/>
+      </w:rPr>
+    </w:lvl>
+    <w:lvl w:ilvl="3" w:tplc="04090001" w:tentative="1">
+      <w:start w:val="1"/>
+      <w:numFmt w:val="bullet"/>
+      <w:lvlText w:val=""/>
+      <w:lvlJc w:val="left"/>
+      <w:pPr>
+        <w:ind w:left="2520" w:hanging="360"/>
+      </w:pPr>
+      <w:rPr>
+        <w:rFonts w:ascii="Symbol" w:hAnsi="Symbol" w:hint="default"/>
+      </w:rPr>
+    </w:lvl>
+    <w:lvl w:ilvl="4" w:tplc="04090003" w:tentative="1">
+      <w:start w:val="1"/>
+      <w:numFmt w:val="bullet"/>
+      <w:lvlText w:val="o"/>
+      <w:lvlJc w:val="left"/>
+      <w:pPr>
+        <w:ind w:left="3240" w:hanging="360"/>
+      </w:pPr>
+      <w:rPr>
+        <w:rFonts w:ascii="Courier New" w:hAnsi="Courier New" w:cs="Courier New" w:hint="default"/>
+      </w:rPr>
+    </w:lvl>
+    <w:lvl w:ilvl="5" w:tplc="04090005" w:tentative="1">
+      <w:start w:val="1"/>
+      <w:numFmt w:val="bullet"/>
+      <w:lvlText w:val=""/>
+      <w:lvlJc w:val="left"/>
+      <w:pPr>
+        <w:ind w:left="3960" w:hanging="360"/>
+      </w:pPr>
+      <w:rPr>
+        <w:rFonts w:ascii="Wingdings" w:hAnsi="Wingdings" w:hint="default"/>
+      </w:rPr>
+    </w:lvl>
+    <w:lvl w:ilvl="6" w:tplc="04090001" w:tentative="1">
+      <w:start w:val="1"/>
+      <w:numFmt w:val="bullet"/>
+      <w:lvlText w:val=""/>
+      <w:lvlJc w:val="left"/>
+      <w:pPr>
+        <w:ind w:left="4680" w:hanging="360"/>
+      </w:pPr>
+      <w:rPr>
+        <w:rFonts w:ascii="Symbol" w:hAnsi="Symbol" w:hint="default"/>
+      </w:rPr>
+    </w:lvl>
+    <w:lvl w:ilvl="7" w:tplc="04090003" w:tentative="1">
+      <w:start w:val="1"/>
+      <w:numFmt w:val="bullet"/>
+      <w:lvlText w:val="o"/>
+      <w:lvlJc w:val="left"/>
+      <w:pPr>
+        <w:ind w:left="5400" w:hanging="360"/>
+      </w:pPr>
+      <w:rPr>
+        <w:rFonts w:ascii="Courier New" w:hAnsi="Courier New" w:cs="Courier New" w:hint="default"/>
+      </w:rPr>
+    </w:lvl>
+    <w:lvl w:ilvl="8" w:tplc="04090005" w:tentative="1">
+      <w:start w:val="1"/>
+      <w:numFmt w:val="bullet"/>
+      <w:lvlText w:val=""/>
+      <w:lvlJc w:val="left"/>
+      <w:pPr>
+        <w:ind w:left="6120" w:hanging="360"/>
+      </w:pPr>
+      <w:rPr>
+        <w:rFonts w:ascii="Wingdings" w:hAnsi="Wingdings" w:hint="default"/>
+      </w:rPr>
+    </w:lvl>
+  </w:abstractNum>
+  <w:abstractNum w:abstractNumId="2">
     <w:nsid w:val="06674528"/>
     <w:multiLevelType w:val="multilevel"/>
     <w:tmpl w:val="A7342778"/>
@@ -2179,7 +2652,7 @@
       </w:rPr>
     </w:lvl>
   </w:abstractNum>
-  <w:abstractNum w:abstractNumId="2">
+  <w:abstractNum w:abstractNumId="3">
     <w:nsid w:val="0B29671B"/>
     <w:multiLevelType w:val="hybridMultilevel"/>
     <w:tmpl w:val="73B2CEA6"/>
@@ -2292,7 +2765,7 @@
       </w:rPr>
     </w:lvl>
   </w:abstractNum>
-  <w:abstractNum w:abstractNumId="3">
+  <w:abstractNum w:abstractNumId="4">
     <w:nsid w:val="0B4A45D1"/>
     <w:multiLevelType w:val="hybridMultilevel"/>
     <w:tmpl w:val="3B70A860"/>
@@ -2405,7 +2878,7 @@
       </w:rPr>
     </w:lvl>
   </w:abstractNum>
-  <w:abstractNum w:abstractNumId="4">
+  <w:abstractNum w:abstractNumId="5">
     <w:nsid w:val="0B724B88"/>
     <w:multiLevelType w:val="hybridMultilevel"/>
     <w:tmpl w:val="E05EFFCE"/>
@@ -2518,7 +2991,7 @@
       </w:rPr>
     </w:lvl>
   </w:abstractNum>
-  <w:abstractNum w:abstractNumId="5">
+  <w:abstractNum w:abstractNumId="6">
     <w:nsid w:val="0D8B519C"/>
     <w:multiLevelType w:val="multilevel"/>
     <w:tmpl w:val="0D8B519C"/>
@@ -2667,7 +3140,7 @@
       </w:rPr>
     </w:lvl>
   </w:abstractNum>
-  <w:abstractNum w:abstractNumId="6">
+  <w:abstractNum w:abstractNumId="7">
     <w:nsid w:val="0FA025BE"/>
     <w:multiLevelType w:val="multilevel"/>
     <w:tmpl w:val="0FA025BE"/>
@@ -2816,7 +3289,7 @@
       </w:rPr>
     </w:lvl>
   </w:abstractNum>
-  <w:abstractNum w:abstractNumId="7">
+  <w:abstractNum w:abstractNumId="8">
     <w:nsid w:val="137B005A"/>
     <w:multiLevelType w:val="hybridMultilevel"/>
     <w:tmpl w:val="6B9CDDCE"/>
@@ -2929,7 +3402,7 @@
       </w:rPr>
     </w:lvl>
   </w:abstractNum>
-  <w:abstractNum w:abstractNumId="8">
+  <w:abstractNum w:abstractNumId="9">
     <w:nsid w:val="1EF60C02"/>
     <w:multiLevelType w:val="hybridMultilevel"/>
     <w:tmpl w:val="B3CE9A98"/>
@@ -3042,7 +3515,7 @@
       </w:rPr>
     </w:lvl>
   </w:abstractNum>
-  <w:abstractNum w:abstractNumId="9">
+  <w:abstractNum w:abstractNumId="10">
     <w:nsid w:val="201B5F74"/>
     <w:multiLevelType w:val="multilevel"/>
     <w:tmpl w:val="614C1EEA"/>
@@ -3191,7 +3664,7 @@
       </w:rPr>
     </w:lvl>
   </w:abstractNum>
-  <w:abstractNum w:abstractNumId="10">
+  <w:abstractNum w:abstractNumId="11">
     <w:nsid w:val="220C6A62"/>
     <w:multiLevelType w:val="hybridMultilevel"/>
     <w:tmpl w:val="1DEC4FD4"/>
@@ -3304,7 +3777,7 @@
       </w:rPr>
     </w:lvl>
   </w:abstractNum>
-  <w:abstractNum w:abstractNumId="11">
+  <w:abstractNum w:abstractNumId="12">
     <w:nsid w:val="264A315D"/>
     <w:multiLevelType w:val="multilevel"/>
     <w:tmpl w:val="264A315D"/>
@@ -3453,7 +3926,120 @@
       </w:rPr>
     </w:lvl>
   </w:abstractNum>
-  <w:abstractNum w:abstractNumId="12">
+  <w:abstractNum w:abstractNumId="13">
+    <w:nsid w:val="2FB861A7"/>
+    <w:multiLevelType w:val="hybridMultilevel"/>
+    <w:tmpl w:val="0D6E8730"/>
+    <w:lvl w:ilvl="0" w:tplc="04090001">
+      <w:start w:val="1"/>
+      <w:numFmt w:val="bullet"/>
+      <w:lvlText w:val=""/>
+      <w:lvlJc w:val="left"/>
+      <w:pPr>
+        <w:ind w:left="360" w:hanging="360"/>
+      </w:pPr>
+      <w:rPr>
+        <w:rFonts w:ascii="Symbol" w:hAnsi="Symbol" w:hint="default"/>
+      </w:rPr>
+    </w:lvl>
+    <w:lvl w:ilvl="1" w:tplc="04090003" w:tentative="1">
+      <w:start w:val="1"/>
+      <w:numFmt w:val="bullet"/>
+      <w:lvlText w:val="o"/>
+      <w:lvlJc w:val="left"/>
+      <w:pPr>
+        <w:ind w:left="1080" w:hanging="360"/>
+      </w:pPr>
+      <w:rPr>
+        <w:rFonts w:ascii="Courier New" w:hAnsi="Courier New" w:cs="Courier New" w:hint="default"/>
+      </w:rPr>
+    </w:lvl>
+    <w:lvl w:ilvl="2" w:tplc="04090005" w:tentative="1">
+      <w:start w:val="1"/>
+      <w:numFmt w:val="bullet"/>
+      <w:lvlText w:val=""/>
+      <w:lvlJc w:val="left"/>
+      <w:pPr>
+        <w:ind w:left="1800" w:hanging="360"/>
+      </w:pPr>
+      <w:rPr>
+        <w:rFonts w:ascii="Wingdings" w:hAnsi="Wingdings" w:hint="default"/>
+      </w:rPr>
+    </w:lvl>
+    <w:lvl w:ilvl="3" w:tplc="04090001" w:tentative="1">
+      <w:start w:val="1"/>
+      <w:numFmt w:val="bullet"/>
+      <w:lvlText w:val=""/>
+      <w:lvlJc w:val="left"/>
+      <w:pPr>
+        <w:ind w:left="2520" w:hanging="360"/>
+      </w:pPr>
+      <w:rPr>
+        <w:rFonts w:ascii="Symbol" w:hAnsi="Symbol" w:hint="default"/>
+      </w:rPr>
+    </w:lvl>
+    <w:lvl w:ilvl="4" w:tplc="04090003" w:tentative="1">
+      <w:start w:val="1"/>
+      <w:numFmt w:val="bullet"/>
+      <w:lvlText w:val="o"/>
+      <w:lvlJc w:val="left"/>
+      <w:pPr>
+        <w:ind w:left="3240" w:hanging="360"/>
+      </w:pPr>
+      <w:rPr>
+        <w:rFonts w:ascii="Courier New" w:hAnsi="Courier New" w:cs="Courier New" w:hint="default"/>
+      </w:rPr>
+    </w:lvl>
+    <w:lvl w:ilvl="5" w:tplc="04090005" w:tentative="1">
+      <w:start w:val="1"/>
+      <w:numFmt w:val="bullet"/>
+      <w:lvlText w:val=""/>
+      <w:lvlJc w:val="left"/>
+      <w:pPr>
+        <w:ind w:left="3960" w:hanging="360"/>
+      </w:pPr>
+      <w:rPr>
+        <w:rFonts w:ascii="Wingdings" w:hAnsi="Wingdings" w:hint="default"/>
+      </w:rPr>
+    </w:lvl>
+    <w:lvl w:ilvl="6" w:tplc="04090001" w:tentative="1">
+      <w:start w:val="1"/>
+      <w:numFmt w:val="bullet"/>
+      <w:lvlText w:val=""/>
+      <w:lvlJc w:val="left"/>
+      <w:pPr>
+        <w:ind w:left="4680" w:hanging="360"/>
+      </w:pPr>
+      <w:rPr>
+        <w:rFonts w:ascii="Symbol" w:hAnsi="Symbol" w:hint="default"/>
+      </w:rPr>
+    </w:lvl>
+    <w:lvl w:ilvl="7" w:tplc="04090003" w:tentative="1">
+      <w:start w:val="1"/>
+      <w:numFmt w:val="bullet"/>
+      <w:lvlText w:val="o"/>
+      <w:lvlJc w:val="left"/>
+      <w:pPr>
+        <w:ind w:left="5400" w:hanging="360"/>
+      </w:pPr>
+      <w:rPr>
+        <w:rFonts w:ascii="Courier New" w:hAnsi="Courier New" w:cs="Courier New" w:hint="default"/>
+      </w:rPr>
+    </w:lvl>
+    <w:lvl w:ilvl="8" w:tplc="04090005" w:tentative="1">
+      <w:start w:val="1"/>
+      <w:numFmt w:val="bullet"/>
+      <w:lvlText w:val=""/>
+      <w:lvlJc w:val="left"/>
+      <w:pPr>
+        <w:ind w:left="6120" w:hanging="360"/>
+      </w:pPr>
+      <w:rPr>
+        <w:rFonts w:ascii="Wingdings" w:hAnsi="Wingdings" w:hint="default"/>
+      </w:rPr>
+    </w:lvl>
+  </w:abstractNum>
+  <w:abstractNum w:abstractNumId="14">
     <w:nsid w:val="31A1277E"/>
     <w:multiLevelType w:val="hybridMultilevel"/>
     <w:tmpl w:val="90769452"/>
@@ -3566,7 +4152,7 @@
       </w:rPr>
     </w:lvl>
   </w:abstractNum>
-  <w:abstractNum w:abstractNumId="13">
+  <w:abstractNum w:abstractNumId="15">
     <w:nsid w:val="3A230E05"/>
     <w:multiLevelType w:val="hybridMultilevel"/>
     <w:tmpl w:val="FFB09406"/>
@@ -3679,7 +4265,7 @@
       </w:rPr>
     </w:lvl>
   </w:abstractNum>
-  <w:abstractNum w:abstractNumId="14">
+  <w:abstractNum w:abstractNumId="16">
     <w:nsid w:val="3F862EF9"/>
     <w:multiLevelType w:val="multilevel"/>
     <w:tmpl w:val="6ED41BC8"/>
@@ -3828,7 +4414,7 @@
       </w:rPr>
     </w:lvl>
   </w:abstractNum>
-  <w:abstractNum w:abstractNumId="15">
+  <w:abstractNum w:abstractNumId="17">
     <w:nsid w:val="436119AD"/>
     <w:multiLevelType w:val="multilevel"/>
     <w:tmpl w:val="82904DEE"/>
@@ -3839,9 +4425,9 @@
       <w:lvlJc w:val="left"/>
       <w:pPr>
         <w:tabs>
-          <w:tab w:val="num" w:pos="720"/>
-        </w:tabs>
-        <w:ind w:left="720" w:hanging="360"/>
+          <w:tab w:val="num" w:pos="360"/>
+        </w:tabs>
+        <w:ind w:left="360" w:hanging="360"/>
       </w:pPr>
       <w:rPr>
         <w:rFonts w:ascii="Wingdings" w:hAnsi="Wingdings" w:hint="default"/>
@@ -3855,9 +4441,9 @@
       <w:lvlJc w:val="left"/>
       <w:pPr>
         <w:tabs>
-          <w:tab w:val="num" w:pos="1440"/>
-        </w:tabs>
-        <w:ind w:left="1440" w:hanging="360"/>
+          <w:tab w:val="num" w:pos="1080"/>
+        </w:tabs>
+        <w:ind w:left="1080" w:hanging="360"/>
       </w:pPr>
       <w:rPr>
         <w:rFonts w:ascii="Courier New" w:hAnsi="Courier New" w:hint="default"/>
@@ -3871,9 +4457,9 @@
       <w:lvlJc w:val="left"/>
       <w:pPr>
         <w:tabs>
-          <w:tab w:val="num" w:pos="2160"/>
-        </w:tabs>
-        <w:ind w:left="2160" w:hanging="360"/>
+          <w:tab w:val="num" w:pos="1800"/>
+        </w:tabs>
+        <w:ind w:left="1800" w:hanging="360"/>
       </w:pPr>
       <w:rPr>
         <w:rFonts w:ascii="Wingdings" w:hAnsi="Wingdings" w:hint="default"/>
@@ -3887,9 +4473,9 @@
       <w:lvlJc w:val="left"/>
       <w:pPr>
         <w:tabs>
-          <w:tab w:val="num" w:pos="2880"/>
-        </w:tabs>
-        <w:ind w:left="2880" w:hanging="360"/>
+          <w:tab w:val="num" w:pos="2520"/>
+        </w:tabs>
+        <w:ind w:left="2520" w:hanging="360"/>
       </w:pPr>
       <w:rPr>
         <w:rFonts w:ascii="Wingdings" w:hAnsi="Wingdings" w:hint="default"/>
@@ -3903,9 +4489,9 @@
       <w:lvlJc w:val="left"/>
       <w:pPr>
         <w:tabs>
-          <w:tab w:val="num" w:pos="3600"/>
-        </w:tabs>
-        <w:ind w:left="3600" w:hanging="360"/>
+          <w:tab w:val="num" w:pos="3240"/>
+        </w:tabs>
+        <w:ind w:left="3240" w:hanging="360"/>
       </w:pPr>
       <w:rPr>
         <w:rFonts w:ascii="Wingdings" w:hAnsi="Wingdings" w:hint="default"/>
@@ -3919,9 +4505,9 @@
       <w:lvlJc w:val="left"/>
       <w:pPr>
         <w:tabs>
-          <w:tab w:val="num" w:pos="4320"/>
-        </w:tabs>
-        <w:ind w:left="4320" w:hanging="360"/>
+          <w:tab w:val="num" w:pos="3960"/>
+        </w:tabs>
+        <w:ind w:left="3960" w:hanging="360"/>
       </w:pPr>
       <w:rPr>
         <w:rFonts w:ascii="Wingdings" w:hAnsi="Wingdings" w:hint="default"/>
@@ -3935,9 +4521,9 @@
       <w:lvlJc w:val="left"/>
       <w:pPr>
         <w:tabs>
-          <w:tab w:val="num" w:pos="5040"/>
-        </w:tabs>
-        <w:ind w:left="5040" w:hanging="360"/>
+          <w:tab w:val="num" w:pos="4680"/>
+        </w:tabs>
+        <w:ind w:left="4680" w:hanging="360"/>
       </w:pPr>
       <w:rPr>
         <w:rFonts w:ascii="Wingdings" w:hAnsi="Wingdings" w:hint="default"/>
@@ -3951,9 +4537,9 @@
       <w:lvlJc w:val="left"/>
       <w:pPr>
         <w:tabs>
-          <w:tab w:val="num" w:pos="5760"/>
-        </w:tabs>
-        <w:ind w:left="5760" w:hanging="360"/>
+          <w:tab w:val="num" w:pos="5400"/>
+        </w:tabs>
+        <w:ind w:left="5400" w:hanging="360"/>
       </w:pPr>
       <w:rPr>
         <w:rFonts w:ascii="Wingdings" w:hAnsi="Wingdings" w:hint="default"/>
@@ -3967,9 +4553,9 @@
       <w:lvlJc w:val="left"/>
       <w:pPr>
         <w:tabs>
-          <w:tab w:val="num" w:pos="6480"/>
-        </w:tabs>
-        <w:ind w:left="6480" w:hanging="360"/>
+          <w:tab w:val="num" w:pos="6120"/>
+        </w:tabs>
+        <w:ind w:left="6120" w:hanging="360"/>
       </w:pPr>
       <w:rPr>
         <w:rFonts w:ascii="Wingdings" w:hAnsi="Wingdings" w:hint="default"/>
@@ -3977,7 +4563,7 @@
       </w:rPr>
     </w:lvl>
   </w:abstractNum>
-  <w:abstractNum w:abstractNumId="16">
+  <w:abstractNum w:abstractNumId="18">
     <w:nsid w:val="45115725"/>
     <w:multiLevelType w:val="multilevel"/>
     <w:tmpl w:val="F1DE53BC"/>
@@ -4126,7 +4712,7 @@
       </w:rPr>
     </w:lvl>
   </w:abstractNum>
-  <w:abstractNum w:abstractNumId="17">
+  <w:abstractNum w:abstractNumId="19">
     <w:nsid w:val="48FC4289"/>
     <w:multiLevelType w:val="multilevel"/>
     <w:tmpl w:val="48FC4289"/>
@@ -4275,7 +4861,7 @@
       </w:rPr>
     </w:lvl>
   </w:abstractNum>
-  <w:abstractNum w:abstractNumId="18">
+  <w:abstractNum w:abstractNumId="20">
     <w:nsid w:val="4B2C24B2"/>
     <w:multiLevelType w:val="hybridMultilevel"/>
     <w:tmpl w:val="4C6C5E56"/>
@@ -4387,7 +4973,346 @@
       </w:rPr>
     </w:lvl>
   </w:abstractNum>
-  <w:abstractNum w:abstractNumId="19">
+  <w:abstractNum w:abstractNumId="21">
+    <w:nsid w:val="4C15003B"/>
+    <w:multiLevelType w:val="hybridMultilevel"/>
+    <w:tmpl w:val="EFF06686"/>
+    <w:lvl w:ilvl="0" w:tplc="0409000B">
+      <w:start w:val="1"/>
+      <w:numFmt w:val="bullet"/>
+      <w:lvlText w:val=""/>
+      <w:lvlJc w:val="left"/>
+      <w:pPr>
+        <w:ind w:left="360" w:hanging="360"/>
+      </w:pPr>
+      <w:rPr>
+        <w:rFonts w:ascii="Wingdings" w:hAnsi="Wingdings" w:hint="default"/>
+      </w:rPr>
+    </w:lvl>
+    <w:lvl w:ilvl="1" w:tplc="04090003" w:tentative="1">
+      <w:start w:val="1"/>
+      <w:numFmt w:val="bullet"/>
+      <w:lvlText w:val="o"/>
+      <w:lvlJc w:val="left"/>
+      <w:pPr>
+        <w:ind w:left="1080" w:hanging="360"/>
+      </w:pPr>
+      <w:rPr>
+        <w:rFonts w:ascii="Courier New" w:hAnsi="Courier New" w:cs="Courier New" w:hint="default"/>
+      </w:rPr>
+    </w:lvl>
+    <w:lvl w:ilvl="2" w:tplc="04090005" w:tentative="1">
+      <w:start w:val="1"/>
+      <w:numFmt w:val="bullet"/>
+      <w:lvlText w:val=""/>
+      <w:lvlJc w:val="left"/>
+      <w:pPr>
+        <w:ind w:left="1800" w:hanging="360"/>
+      </w:pPr>
+      <w:rPr>
+        <w:rFonts w:ascii="Wingdings" w:hAnsi="Wingdings" w:hint="default"/>
+      </w:rPr>
+    </w:lvl>
+    <w:lvl w:ilvl="3" w:tplc="04090001" w:tentative="1">
+      <w:start w:val="1"/>
+      <w:numFmt w:val="bullet"/>
+      <w:lvlText w:val=""/>
+      <w:lvlJc w:val="left"/>
+      <w:pPr>
+        <w:ind w:left="2520" w:hanging="360"/>
+      </w:pPr>
+      <w:rPr>
+        <w:rFonts w:ascii="Symbol" w:hAnsi="Symbol" w:hint="default"/>
+      </w:rPr>
+    </w:lvl>
+    <w:lvl w:ilvl="4" w:tplc="04090003" w:tentative="1">
+      <w:start w:val="1"/>
+      <w:numFmt w:val="bullet"/>
+      <w:lvlText w:val="o"/>
+      <w:lvlJc w:val="left"/>
+      <w:pPr>
+        <w:ind w:left="3240" w:hanging="360"/>
+      </w:pPr>
+      <w:rPr>
+        <w:rFonts w:ascii="Courier New" w:hAnsi="Courier New" w:cs="Courier New" w:hint="default"/>
+      </w:rPr>
+    </w:lvl>
+    <w:lvl w:ilvl="5" w:tplc="04090005" w:tentative="1">
+      <w:start w:val="1"/>
+      <w:numFmt w:val="bullet"/>
+      <w:lvlText w:val=""/>
+      <w:lvlJc w:val="left"/>
+      <w:pPr>
+        <w:ind w:left="3960" w:hanging="360"/>
+      </w:pPr>
+      <w:rPr>
+        <w:rFonts w:ascii="Wingdings" w:hAnsi="Wingdings" w:hint="default"/>
+      </w:rPr>
+    </w:lvl>
+    <w:lvl w:ilvl="6" w:tplc="04090001" w:tentative="1">
+      <w:start w:val="1"/>
+      <w:numFmt w:val="bullet"/>
+      <w:lvlText w:val=""/>
+      <w:lvlJc w:val="left"/>
+      <w:pPr>
+        <w:ind w:left="4680" w:hanging="360"/>
+      </w:pPr>
+      <w:rPr>
+        <w:rFonts w:ascii="Symbol" w:hAnsi="Symbol" w:hint="default"/>
+      </w:rPr>
+    </w:lvl>
+    <w:lvl w:ilvl="7" w:tplc="04090003" w:tentative="1">
+      <w:start w:val="1"/>
+      <w:numFmt w:val="bullet"/>
+      <w:lvlText w:val="o"/>
+      <w:lvlJc w:val="left"/>
+      <w:pPr>
+        <w:ind w:left="5400" w:hanging="360"/>
+      </w:pPr>
+      <w:rPr>
+        <w:rFonts w:ascii="Courier New" w:hAnsi="Courier New" w:cs="Courier New" w:hint="default"/>
+      </w:rPr>
+    </w:lvl>
+    <w:lvl w:ilvl="8" w:tplc="04090005" w:tentative="1">
+      <w:start w:val="1"/>
+      <w:numFmt w:val="bullet"/>
+      <w:lvlText w:val=""/>
+      <w:lvlJc w:val="left"/>
+      <w:pPr>
+        <w:ind w:left="6120" w:hanging="360"/>
+      </w:pPr>
+      <w:rPr>
+        <w:rFonts w:ascii="Wingdings" w:hAnsi="Wingdings" w:hint="default"/>
+      </w:rPr>
+    </w:lvl>
+  </w:abstractNum>
+  <w:abstractNum w:abstractNumId="22">
+    <w:nsid w:val="4ECC3264"/>
+    <w:multiLevelType w:val="hybridMultilevel"/>
+    <w:tmpl w:val="DB0CE72C"/>
+    <w:lvl w:ilvl="0" w:tplc="04090001">
+      <w:start w:val="1"/>
+      <w:numFmt w:val="bullet"/>
+      <w:lvlText w:val=""/>
+      <w:lvlJc w:val="left"/>
+      <w:pPr>
+        <w:ind w:left="360" w:hanging="360"/>
+      </w:pPr>
+      <w:rPr>
+        <w:rFonts w:ascii="Symbol" w:hAnsi="Symbol" w:hint="default"/>
+      </w:rPr>
+    </w:lvl>
+    <w:lvl w:ilvl="1" w:tplc="04090003" w:tentative="1">
+      <w:start w:val="1"/>
+      <w:numFmt w:val="bullet"/>
+      <w:lvlText w:val="o"/>
+      <w:lvlJc w:val="left"/>
+      <w:pPr>
+        <w:ind w:left="1080" w:hanging="360"/>
+      </w:pPr>
+      <w:rPr>
+        <w:rFonts w:ascii="Courier New" w:hAnsi="Courier New" w:cs="Courier New" w:hint="default"/>
+      </w:rPr>
+    </w:lvl>
+    <w:lvl w:ilvl="2" w:tplc="04090005" w:tentative="1">
+      <w:start w:val="1"/>
+      <w:numFmt w:val="bullet"/>
+      <w:lvlText w:val=""/>
+      <w:lvlJc w:val="left"/>
+      <w:pPr>
+        <w:ind w:left="1800" w:hanging="360"/>
+      </w:pPr>
+      <w:rPr>
+        <w:rFonts w:ascii="Wingdings" w:hAnsi="Wingdings" w:hint="default"/>
+      </w:rPr>
+    </w:lvl>
+    <w:lvl w:ilvl="3" w:tplc="04090001" w:tentative="1">
+      <w:start w:val="1"/>
+      <w:numFmt w:val="bullet"/>
+      <w:lvlText w:val=""/>
+      <w:lvlJc w:val="left"/>
+      <w:pPr>
+        <w:ind w:left="2520" w:hanging="360"/>
+      </w:pPr>
+      <w:rPr>
+        <w:rFonts w:ascii="Symbol" w:hAnsi="Symbol" w:hint="default"/>
+      </w:rPr>
+    </w:lvl>
+    <w:lvl w:ilvl="4" w:tplc="04090003" w:tentative="1">
+      <w:start w:val="1"/>
+      <w:numFmt w:val="bullet"/>
+      <w:lvlText w:val="o"/>
+      <w:lvlJc w:val="left"/>
+      <w:pPr>
+        <w:ind w:left="3240" w:hanging="360"/>
+      </w:pPr>
+      <w:rPr>
+        <w:rFonts w:ascii="Courier New" w:hAnsi="Courier New" w:cs="Courier New" w:hint="default"/>
+      </w:rPr>
+    </w:lvl>
+    <w:lvl w:ilvl="5" w:tplc="04090005" w:tentative="1">
+      <w:start w:val="1"/>
+      <w:numFmt w:val="bullet"/>
+      <w:lvlText w:val=""/>
+      <w:lvlJc w:val="left"/>
+      <w:pPr>
+        <w:ind w:left="3960" w:hanging="360"/>
+      </w:pPr>
+      <w:rPr>
+        <w:rFonts w:ascii="Wingdings" w:hAnsi="Wingdings" w:hint="default"/>
+      </w:rPr>
+    </w:lvl>
+    <w:lvl w:ilvl="6" w:tplc="04090001" w:tentative="1">
+      <w:start w:val="1"/>
+      <w:numFmt w:val="bullet"/>
+      <w:lvlText w:val=""/>
+      <w:lvlJc w:val="left"/>
+      <w:pPr>
+        <w:ind w:left="4680" w:hanging="360"/>
+      </w:pPr>
+      <w:rPr>
+        <w:rFonts w:ascii="Symbol" w:hAnsi="Symbol" w:hint="default"/>
+      </w:rPr>
+    </w:lvl>
+    <w:lvl w:ilvl="7" w:tplc="04090003" w:tentative="1">
+      <w:start w:val="1"/>
+      <w:numFmt w:val="bullet"/>
+      <w:lvlText w:val="o"/>
+      <w:lvlJc w:val="left"/>
+      <w:pPr>
+        <w:ind w:left="5400" w:hanging="360"/>
+      </w:pPr>
+      <w:rPr>
+        <w:rFonts w:ascii="Courier New" w:hAnsi="Courier New" w:cs="Courier New" w:hint="default"/>
+      </w:rPr>
+    </w:lvl>
+    <w:lvl w:ilvl="8" w:tplc="04090005" w:tentative="1">
+      <w:start w:val="1"/>
+      <w:numFmt w:val="bullet"/>
+      <w:lvlText w:val=""/>
+      <w:lvlJc w:val="left"/>
+      <w:pPr>
+        <w:ind w:left="6120" w:hanging="360"/>
+      </w:pPr>
+      <w:rPr>
+        <w:rFonts w:ascii="Wingdings" w:hAnsi="Wingdings" w:hint="default"/>
+      </w:rPr>
+    </w:lvl>
+  </w:abstractNum>
+  <w:abstractNum w:abstractNumId="23">
+    <w:nsid w:val="4F8445E2"/>
+    <w:multiLevelType w:val="hybridMultilevel"/>
+    <w:tmpl w:val="6DB414FA"/>
+    <w:lvl w:ilvl="0" w:tplc="04090001">
+      <w:start w:val="1"/>
+      <w:numFmt w:val="bullet"/>
+      <w:lvlText w:val=""/>
+      <w:lvlJc w:val="left"/>
+      <w:pPr>
+        <w:ind w:left="360" w:hanging="360"/>
+      </w:pPr>
+      <w:rPr>
+        <w:rFonts w:ascii="Symbol" w:hAnsi="Symbol" w:hint="default"/>
+      </w:rPr>
+    </w:lvl>
+    <w:lvl w:ilvl="1" w:tplc="04090003" w:tentative="1">
+      <w:start w:val="1"/>
+      <w:numFmt w:val="bullet"/>
+      <w:lvlText w:val="o"/>
+      <w:lvlJc w:val="left"/>
+      <w:pPr>
+        <w:ind w:left="1080" w:hanging="360"/>
+      </w:pPr>
+      <w:rPr>
+        <w:rFonts w:ascii="Courier New" w:hAnsi="Courier New" w:cs="Courier New" w:hint="default"/>
+      </w:rPr>
+    </w:lvl>
+    <w:lvl w:ilvl="2" w:tplc="04090005" w:tentative="1">
+      <w:start w:val="1"/>
+      <w:numFmt w:val="bullet"/>
+      <w:lvlText w:val=""/>
+      <w:lvlJc w:val="left"/>
+      <w:pPr>
+        <w:ind w:left="1800" w:hanging="360"/>
+      </w:pPr>
+      <w:rPr>
+        <w:rFonts w:ascii="Wingdings" w:hAnsi="Wingdings" w:hint="default"/>
+      </w:rPr>
+    </w:lvl>
+    <w:lvl w:ilvl="3" w:tplc="04090001" w:tentative="1">
+      <w:start w:val="1"/>
+      <w:numFmt w:val="bullet"/>
+      <w:lvlText w:val=""/>
+      <w:lvlJc w:val="left"/>
+      <w:pPr>
+        <w:ind w:left="2520" w:hanging="360"/>
+      </w:pPr>
+      <w:rPr>
+        <w:rFonts w:ascii="Symbol" w:hAnsi="Symbol" w:hint="default"/>
+      </w:rPr>
+    </w:lvl>
+    <w:lvl w:ilvl="4" w:tplc="04090003" w:tentative="1">
+      <w:start w:val="1"/>
+      <w:numFmt w:val="bullet"/>
+      <w:lvlText w:val="o"/>
+      <w:lvlJc w:val="left"/>
+      <w:pPr>
+        <w:ind w:left="3240" w:hanging="360"/>
+      </w:pPr>
+      <w:rPr>
+        <w:rFonts w:ascii="Courier New" w:hAnsi="Courier New" w:cs="Courier New" w:hint="default"/>
+      </w:rPr>
+    </w:lvl>
+    <w:lvl w:ilvl="5" w:tplc="04090005" w:tentative="1">
+      <w:start w:val="1"/>
+      <w:numFmt w:val="bullet"/>
+      <w:lvlText w:val=""/>
+      <w:lvlJc w:val="left"/>
+      <w:pPr>
+        <w:ind w:left="3960" w:hanging="360"/>
+      </w:pPr>
+      <w:rPr>
+        <w:rFonts w:ascii="Wingdings" w:hAnsi="Wingdings" w:hint="default"/>
+      </w:rPr>
+    </w:lvl>
+    <w:lvl w:ilvl="6" w:tplc="04090001" w:tentative="1">
+      <w:start w:val="1"/>
+      <w:numFmt w:val="bullet"/>
+      <w:lvlText w:val=""/>
+      <w:lvlJc w:val="left"/>
+      <w:pPr>
+        <w:ind w:left="4680" w:hanging="360"/>
+      </w:pPr>
+      <w:rPr>
+        <w:rFonts w:ascii="Symbol" w:hAnsi="Symbol" w:hint="default"/>
+      </w:rPr>
+    </w:lvl>
+    <w:lvl w:ilvl="7" w:tplc="04090003" w:tentative="1">
+      <w:start w:val="1"/>
+      <w:numFmt w:val="bullet"/>
+      <w:lvlText w:val="o"/>
+      <w:lvlJc w:val="left"/>
+      <w:pPr>
+        <w:ind w:left="5400" w:hanging="360"/>
+      </w:pPr>
+      <w:rPr>
+        <w:rFonts w:ascii="Courier New" w:hAnsi="Courier New" w:cs="Courier New" w:hint="default"/>
+      </w:rPr>
+    </w:lvl>
+    <w:lvl w:ilvl="8" w:tplc="04090005" w:tentative="1">
+      <w:start w:val="1"/>
+      <w:numFmt w:val="bullet"/>
+      <w:lvlText w:val=""/>
+      <w:lvlJc w:val="left"/>
+      <w:pPr>
+        <w:ind w:left="6120" w:hanging="360"/>
+      </w:pPr>
+      <w:rPr>
+        <w:rFonts w:ascii="Wingdings" w:hAnsi="Wingdings" w:hint="default"/>
+      </w:rPr>
+    </w:lvl>
+  </w:abstractNum>
+  <w:abstractNum w:abstractNumId="24">
     <w:nsid w:val="51382AD3"/>
     <w:multiLevelType w:val="multilevel"/>
     <w:tmpl w:val="51382AD3"/>
@@ -4536,7 +5461,120 @@
       </w:rPr>
     </w:lvl>
   </w:abstractNum>
-  <w:abstractNum w:abstractNumId="20">
+  <w:abstractNum w:abstractNumId="25">
+    <w:nsid w:val="66DC5EE1"/>
+    <w:multiLevelType w:val="hybridMultilevel"/>
+    <w:tmpl w:val="36B405CE"/>
+    <w:lvl w:ilvl="0" w:tplc="04090001">
+      <w:start w:val="1"/>
+      <w:numFmt w:val="bullet"/>
+      <w:lvlText w:val=""/>
+      <w:lvlJc w:val="left"/>
+      <w:pPr>
+        <w:ind w:left="360" w:hanging="360"/>
+      </w:pPr>
+      <w:rPr>
+        <w:rFonts w:ascii="Symbol" w:hAnsi="Symbol" w:hint="default"/>
+      </w:rPr>
+    </w:lvl>
+    <w:lvl w:ilvl="1" w:tplc="04090003" w:tentative="1">
+      <w:start w:val="1"/>
+      <w:numFmt w:val="bullet"/>
+      <w:lvlText w:val="o"/>
+      <w:lvlJc w:val="left"/>
+      <w:pPr>
+        <w:ind w:left="1080" w:hanging="360"/>
+      </w:pPr>
+      <w:rPr>
+        <w:rFonts w:ascii="Courier New" w:hAnsi="Courier New" w:cs="Courier New" w:hint="default"/>
+      </w:rPr>
+    </w:lvl>
+    <w:lvl w:ilvl="2" w:tplc="04090005" w:tentative="1">
+      <w:start w:val="1"/>
+      <w:numFmt w:val="bullet"/>
+      <w:lvlText w:val=""/>
+      <w:lvlJc w:val="left"/>
+      <w:pPr>
+        <w:ind w:left="1800" w:hanging="360"/>
+      </w:pPr>
+      <w:rPr>
+        <w:rFonts w:ascii="Wingdings" w:hAnsi="Wingdings" w:hint="default"/>
+      </w:rPr>
+    </w:lvl>
+    <w:lvl w:ilvl="3" w:tplc="04090001" w:tentative="1">
+      <w:start w:val="1"/>
+      <w:numFmt w:val="bullet"/>
+      <w:lvlText w:val=""/>
+      <w:lvlJc w:val="left"/>
+      <w:pPr>
+        <w:ind w:left="2520" w:hanging="360"/>
+      </w:pPr>
+      <w:rPr>
+        <w:rFonts w:ascii="Symbol" w:hAnsi="Symbol" w:hint="default"/>
+      </w:rPr>
+    </w:lvl>
+    <w:lvl w:ilvl="4" w:tplc="04090003" w:tentative="1">
+      <w:start w:val="1"/>
+      <w:numFmt w:val="bullet"/>
+      <w:lvlText w:val="o"/>
+      <w:lvlJc w:val="left"/>
+      <w:pPr>
+        <w:ind w:left="3240" w:hanging="360"/>
+      </w:pPr>
+      <w:rPr>
+        <w:rFonts w:ascii="Courier New" w:hAnsi="Courier New" w:cs="Courier New" w:hint="default"/>
+      </w:rPr>
+    </w:lvl>
+    <w:lvl w:ilvl="5" w:tplc="04090005" w:tentative="1">
+      <w:start w:val="1"/>
+      <w:numFmt w:val="bullet"/>
+      <w:lvlText w:val=""/>
+      <w:lvlJc w:val="left"/>
+      <w:pPr>
+        <w:ind w:left="3960" w:hanging="360"/>
+      </w:pPr>
+      <w:rPr>
+        <w:rFonts w:ascii="Wingdings" w:hAnsi="Wingdings" w:hint="default"/>
+      </w:rPr>
+    </w:lvl>
+    <w:lvl w:ilvl="6" w:tplc="04090001" w:tentative="1">
+      <w:start w:val="1"/>
+      <w:numFmt w:val="bullet"/>
+      <w:lvlText w:val=""/>
+      <w:lvlJc w:val="left"/>
+      <w:pPr>
+        <w:ind w:left="4680" w:hanging="360"/>
+      </w:pPr>
+      <w:rPr>
+        <w:rFonts w:ascii="Symbol" w:hAnsi="Symbol" w:hint="default"/>
+      </w:rPr>
+    </w:lvl>
+    <w:lvl w:ilvl="7" w:tplc="04090003" w:tentative="1">
+      <w:start w:val="1"/>
+      <w:numFmt w:val="bullet"/>
+      <w:lvlText w:val="o"/>
+      <w:lvlJc w:val="left"/>
+      <w:pPr>
+        <w:ind w:left="5400" w:hanging="360"/>
+      </w:pPr>
+      <w:rPr>
+        <w:rFonts w:ascii="Courier New" w:hAnsi="Courier New" w:cs="Courier New" w:hint="default"/>
+      </w:rPr>
+    </w:lvl>
+    <w:lvl w:ilvl="8" w:tplc="04090005" w:tentative="1">
+      <w:start w:val="1"/>
+      <w:numFmt w:val="bullet"/>
+      <w:lvlText w:val=""/>
+      <w:lvlJc w:val="left"/>
+      <w:pPr>
+        <w:ind w:left="6120" w:hanging="360"/>
+      </w:pPr>
+      <w:rPr>
+        <w:rFonts w:ascii="Wingdings" w:hAnsi="Wingdings" w:hint="default"/>
+      </w:rPr>
+    </w:lvl>
+  </w:abstractNum>
+  <w:abstractNum w:abstractNumId="26">
     <w:nsid w:val="6C333A64"/>
     <w:multiLevelType w:val="multilevel"/>
     <w:tmpl w:val="AC1C255C"/>
@@ -4685,7 +5723,7 @@
       </w:rPr>
     </w:lvl>
   </w:abstractNum>
-  <w:abstractNum w:abstractNumId="21">
+  <w:abstractNum w:abstractNumId="27">
     <w:nsid w:val="6C3908AE"/>
     <w:multiLevelType w:val="multilevel"/>
     <w:tmpl w:val="6C3908AE"/>
@@ -4834,7 +5872,7 @@
       </w:rPr>
     </w:lvl>
   </w:abstractNum>
-  <w:abstractNum w:abstractNumId="22">
+  <w:abstractNum w:abstractNumId="28">
     <w:nsid w:val="76697BFF"/>
     <w:multiLevelType w:val="multilevel"/>
     <w:tmpl w:val="72ACAB94"/>
@@ -4983,7 +6021,7 @@
       </w:rPr>
     </w:lvl>
   </w:abstractNum>
-  <w:abstractNum w:abstractNumId="23">
+  <w:abstractNum w:abstractNumId="29">
     <w:nsid w:val="7DD81838"/>
     <w:multiLevelType w:val="multilevel"/>
     <w:tmpl w:val="9322FB76"/>
@@ -5133,76 +6171,94 @@
     </w:lvl>
   </w:abstractNum>
   <w:num w:numId="1">
-    <w:abstractNumId w:val="6"/>
+    <w:abstractNumId w:val="7"/>
   </w:num>
   <w:num w:numId="2">
-    <w:abstractNumId w:val="21"/>
+    <w:abstractNumId w:val="27"/>
   </w:num>
   <w:num w:numId="3">
     <w:abstractNumId w:val="0"/>
   </w:num>
   <w:num w:numId="4">
+    <w:abstractNumId w:val="6"/>
+  </w:num>
+  <w:num w:numId="5">
+    <w:abstractNumId w:val="24"/>
+  </w:num>
+  <w:num w:numId="6">
+    <w:abstractNumId w:val="12"/>
+  </w:num>
+  <w:num w:numId="7">
+    <w:abstractNumId w:val="19"/>
+  </w:num>
+  <w:num w:numId="8">
+    <w:abstractNumId w:val="4"/>
+  </w:num>
+  <w:num w:numId="9">
+    <w:abstractNumId w:val="11"/>
+  </w:num>
+  <w:num w:numId="10">
+    <w:abstractNumId w:val="20"/>
+  </w:num>
+  <w:num w:numId="11">
+    <w:abstractNumId w:val="3"/>
+  </w:num>
+  <w:num w:numId="12">
     <w:abstractNumId w:val="5"/>
   </w:num>
-  <w:num w:numId="5">
-    <w:abstractNumId w:val="19"/>
+  <w:num w:numId="13">
+    <w:abstractNumId w:val="9"/>
   </w:num>
-  <w:num w:numId="6">
-    <w:abstractNumId w:val="11"/>
+  <w:num w:numId="14">
+    <w:abstractNumId w:val="8"/>
   </w:num>
-  <w:num w:numId="7">
+  <w:num w:numId="15">
+    <w:abstractNumId w:val="14"/>
+  </w:num>
+  <w:num w:numId="16">
+    <w:abstractNumId w:val="26"/>
+  </w:num>
+  <w:num w:numId="17">
     <w:abstractNumId w:val="17"/>
   </w:num>
-  <w:num w:numId="8">
-    <w:abstractNumId w:val="3"/>
+  <w:num w:numId="18">
+    <w:abstractNumId w:val="18"/>
   </w:num>
-  <w:num w:numId="9">
+  <w:num w:numId="19">
     <w:abstractNumId w:val="10"/>
   </w:num>
-  <w:num w:numId="10">
-    <w:abstractNumId w:val="18"/>
+  <w:num w:numId="20">
+    <w:abstractNumId w:val="29"/>
   </w:num>
-  <w:num w:numId="11">
+  <w:num w:numId="21">
     <w:abstractNumId w:val="2"/>
   </w:num>
-  <w:num w:numId="12">
-    <w:abstractNumId w:val="4"/>
-  </w:num>
-  <w:num w:numId="13">
-    <w:abstractNumId w:val="8"/>
-  </w:num>
-  <w:num w:numId="14">
-    <w:abstractNumId w:val="7"/>
-  </w:num>
-  <w:num w:numId="15">
-    <w:abstractNumId w:val="12"/>
-  </w:num>
-  <w:num w:numId="16">
-    <w:abstractNumId w:val="20"/>
-  </w:num>
-  <w:num w:numId="17">
+  <w:num w:numId="22">
     <w:abstractNumId w:val="15"/>
   </w:num>
-  <w:num w:numId="18">
+  <w:num w:numId="23">
     <w:abstractNumId w:val="16"/>
   </w:num>
-  <w:num w:numId="19">
-    <w:abstractNumId w:val="9"/>
+  <w:num w:numId="24">
+    <w:abstractNumId w:val="28"/>
   </w:num>
-  <w:num w:numId="20">
+  <w:num w:numId="25">
     <w:abstractNumId w:val="23"/>
   </w:num>
-  <w:num w:numId="21">
+  <w:num w:numId="26">
     <w:abstractNumId w:val="1"/>
   </w:num>
-  <w:num w:numId="22">
+  <w:num w:numId="27">
     <w:abstractNumId w:val="13"/>
   </w:num>
-  <w:num w:numId="23">
-    <w:abstractNumId w:val="14"/>
+  <w:num w:numId="28">
+    <w:abstractNumId w:val="25"/>
   </w:num>
-  <w:num w:numId="24">
+  <w:num w:numId="29">
     <w:abstractNumId w:val="22"/>
+  </w:num>
+  <w:num w:numId="30">
+    <w:abstractNumId w:val="21"/>
   </w:num>
 </w:numbering>
 </file>
@@ -6139,7 +7195,7 @@
 </file>
 
 <file path=customXml/itemProps1.xml><?xml version="1.0" encoding="utf-8"?>
-<ds:datastoreItem xmlns:ds="http://schemas.openxmlformats.org/officeDocument/2006/customXml" ds:itemID="{BB83AB71-CBE6-4B50-B709-89A3213A32A6}">
+<ds:datastoreItem xmlns:ds="http://schemas.openxmlformats.org/officeDocument/2006/customXml" ds:itemID="{EAC588D2-2E98-4050-95BC-E2F9235FFCCF}">
   <ds:schemaRefs>
     <ds:schemaRef ds:uri="http://schemas.openxmlformats.org/officeDocument/2006/bibliography"/>
   </ds:schemaRefs>

--- a/Taylor/React Next Node/Taylor Pentz.docx
+++ b/Taylor/React Next Node/Taylor Pentz.docx
@@ -171,16 +171,7 @@
           <w:rFonts w:ascii="Times New Roman" w:hAnsi="Times New Roman" w:cs="Times New Roman"/>
           <w:sz w:val="24"/>
         </w:rPr>
-        <w:t xml:space="preserve"> with 10+ yea</w:t>
-      </w:r>
-      <w:bookmarkStart w:id="0" w:name="_GoBack"/>
-      <w:bookmarkEnd w:id="0"/>
-      <w:r>
-        <w:rPr>
-          <w:rFonts w:ascii="Times New Roman" w:hAnsi="Times New Roman" w:cs="Times New Roman"/>
-          <w:sz w:val="24"/>
-        </w:rPr>
-        <w:t xml:space="preserve">rs building </w:t>
+        <w:t xml:space="preserve"> with 10+ years building </w:t>
       </w:r>
       <w:r>
         <w:rPr>
@@ -1251,34 +1242,16 @@
         <w:jc w:val="both"/>
       </w:pPr>
       <w:r>
-        <w:t xml:space="preserve">Implemented dashboard filtering, bulk-edit workflows, user activity timelines, and admin permission features using </w:t>
-      </w:r>
-      <w:r>
-        <w:rPr>
-          <w:rStyle w:val="Strong"/>
-        </w:rPr>
-        <w:t>React</w:t>
-      </w:r>
-      <w:r>
-        <w:t xml:space="preserve">, </w:t>
-      </w:r>
-      <w:r>
-        <w:rPr>
-          <w:rStyle w:val="Strong"/>
-        </w:rPr>
-        <w:t>Redux</w:t>
-      </w:r>
-      <w:r>
-        <w:t xml:space="preserve">, </w:t>
-      </w:r>
-      <w:r>
-        <w:rPr>
-          <w:rStyle w:val="Strong"/>
-        </w:rPr>
-        <w:t>Material UI</w:t>
-      </w:r>
-      <w:r>
-        <w:t>, and backend authorization rules.</w:t>
+        <w:t xml:space="preserve">Designed and deployed scalable backend and frontend services on </w:t>
+      </w:r>
+      <w:r>
+        <w:rPr>
+          <w:rStyle w:val="Strong"/>
+        </w:rPr>
+        <w:t>Microsoft Azure</w:t>
+      </w:r>
+      <w:r>
+        <w:t>, including Azure App Service, Azure Functions, and Azure Storage, ensuring high availability, secure configuration, and performance optimization for enterprise applications.</w:t>
       </w:r>
     </w:p>
     <w:p>
@@ -1291,16 +1264,34 @@
         <w:jc w:val="both"/>
       </w:pPr>
       <w:r>
-        <w:t xml:space="preserve">Improved deployment reliability by contributing to </w:t>
-      </w:r>
-      <w:r>
-        <w:rPr>
-          <w:rStyle w:val="Strong"/>
-        </w:rPr>
-        <w:t>Jenkins</w:t>
-      </w:r>
-      <w:r>
-        <w:t>, Docker-based builds, environment variable cleanup, automated smoke tests, and rollback documentation for staging and production releases.</w:t>
+        <w:t xml:space="preserve">Implemented dashboard filtering, bulk-edit workflows, user activity timelines, and admin permission features using </w:t>
+      </w:r>
+      <w:r>
+        <w:rPr>
+          <w:rStyle w:val="Strong"/>
+        </w:rPr>
+        <w:t>React</w:t>
+      </w:r>
+      <w:r>
+        <w:t xml:space="preserve">, </w:t>
+      </w:r>
+      <w:r>
+        <w:rPr>
+          <w:rStyle w:val="Strong"/>
+        </w:rPr>
+        <w:t>Redux</w:t>
+      </w:r>
+      <w:r>
+        <w:t xml:space="preserve">, </w:t>
+      </w:r>
+      <w:r>
+        <w:rPr>
+          <w:rStyle w:val="Strong"/>
+        </w:rPr>
+        <w:t>Material UI</w:t>
+      </w:r>
+      <w:r>
+        <w:t>, and backend authorization rules.</w:t>
       </w:r>
     </w:p>
     <w:p>
@@ -1313,25 +1304,16 @@
         <w:jc w:val="both"/>
       </w:pPr>
       <w:r>
-        <w:t xml:space="preserve">Collaborated with QA teams to expand </w:t>
-      </w:r>
-      <w:r>
-        <w:rPr>
-          <w:rStyle w:val="Strong"/>
-        </w:rPr>
-        <w:t>Jest</w:t>
-      </w:r>
-      <w:r>
-        <w:t xml:space="preserve">, </w:t>
-      </w:r>
-      <w:r>
-        <w:rPr>
-          <w:rStyle w:val="Strong"/>
-        </w:rPr>
-        <w:t>Cypress</w:t>
-      </w:r>
-      <w:r>
-        <w:t>, and API integration coverage around checkout flows, user management, reporting exports, and regression-prone legacy screens.</w:t>
+        <w:t xml:space="preserve">Implemented CI/CD pipelines using </w:t>
+      </w:r>
+      <w:r>
+        <w:rPr>
+          <w:rStyle w:val="Strong"/>
+        </w:rPr>
+        <w:t>Azure DevOps</w:t>
+      </w:r>
+      <w:r>
+        <w:t>, integrating automated builds, testing, and release management, while leveraging Azure Monitor and Application Insights for centralized logging, alerting, and production observability.</w:t>
       </w:r>
     </w:p>
     <w:p>
@@ -1344,8 +1326,53 @@
         <w:jc w:val="both"/>
       </w:pPr>
       <w:r>
+        <w:t xml:space="preserve">Collaborated with QA teams to expand </w:t>
+      </w:r>
+      <w:r>
+        <w:rPr>
+          <w:rStyle w:val="Strong"/>
+        </w:rPr>
+        <w:t>Jest</w:t>
+      </w:r>
+      <w:r>
+        <w:t xml:space="preserve">, </w:t>
+      </w:r>
+      <w:r>
+        <w:rPr>
+          <w:rStyle w:val="Strong"/>
+        </w:rPr>
+        <w:t>Cypress</w:t>
+      </w:r>
+      <w:r>
+        <w:t>, and API integration coverage around checkout flows, user management, reporting exports, and regression-prone legacy screens.</w:t>
+      </w:r>
+    </w:p>
+    <w:p>
+      <w:pPr>
+        <w:pStyle w:val="NormalWeb"/>
+        <w:numPr>
+          <w:ilvl w:val="0"/>
+          <w:numId w:val="26"/>
+        </w:numPr>
+        <w:jc w:val="both"/>
+      </w:pPr>
+      <w:r>
         <w:t>Supported architecture discussions, code reviews, sprint planning, and production triage while mentoring junior engineers on React component design, REST API quality, and debugging practices.</w:t>
       </w:r>
+    </w:p>
+    <w:p>
+      <w:pPr>
+        <w:pStyle w:val="NormalWeb"/>
+        <w:jc w:val="both"/>
+      </w:pPr>
+    </w:p>
+    <w:p>
+      <w:pPr>
+        <w:pStyle w:val="NormalWeb"/>
+        <w:jc w:val="both"/>
+      </w:pPr>
+      <w:bookmarkStart w:id="0" w:name="_GoBack"/>
+      <w:bookmarkEnd w:id="0"/>
     </w:p>
     <w:p>
       <w:pPr>
@@ -1369,6 +1396,7 @@
           <w:sz w:val="24"/>
           <w:szCs w:val="24"/>
         </w:rPr>
+        <w:lastRenderedPageBreak/>
         <w:t>SimbirSoft</w:t>
       </w:r>
       <w:proofErr w:type="spellEnd"/>
@@ -1485,7 +1513,6 @@
         <w:jc w:val="both"/>
       </w:pPr>
       <w:r>
-        <w:lastRenderedPageBreak/>
         <w:t xml:space="preserve">Introduced newer React components into legacy front-end pages where full rewrites were not practical, improving user interaction quality and reducing repeated UI bugs by </w:t>
       </w:r>
       <w:r>
@@ -1920,6 +1947,7 @@
         <w:rPr>
           <w:rStyle w:val="Strong"/>
         </w:rPr>
+        <w:lastRenderedPageBreak/>
         <w:t>Real-Time Operations Reporting System</w:t>
       </w:r>
     </w:p>
@@ -2022,7 +2050,6 @@
           <w:sz w:val="27"/>
           <w:szCs w:val="27"/>
         </w:rPr>
-        <w:lastRenderedPageBreak/>
         <w:t>Certifications</w:t>
       </w:r>
     </w:p>
@@ -7195,7 +7222,7 @@
 </file>
 
 <file path=customXml/itemProps1.xml><?xml version="1.0" encoding="utf-8"?>
-<ds:datastoreItem xmlns:ds="http://schemas.openxmlformats.org/officeDocument/2006/customXml" ds:itemID="{EAC588D2-2E98-4050-95BC-E2F9235FFCCF}">
+<ds:datastoreItem xmlns:ds="http://schemas.openxmlformats.org/officeDocument/2006/customXml" ds:itemID="{788FE6A0-7895-47C1-95B5-DA4F75A4CA6D}">
   <ds:schemaRefs>
     <ds:schemaRef ds:uri="http://schemas.openxmlformats.org/officeDocument/2006/bibliography"/>
   </ds:schemaRefs>
